--- a/leetcode/google/01题目解析(1-500).docx
+++ b/leetcode/google/01题目解析(1-500).docx
@@ -4,6 +4,9 @@
   <w:body>
     <w:p>
       <w:pPr>
+        <w:numPr>
+          <w:numId w:val="0"/>
+        </w:numPr>
         <w:rPr>
           <w:rFonts w:hint="eastAsia"/>
           <w:lang w:val="en-US" w:eastAsia="zh-CN"/>
@@ -18,13 +21,6 @@
       </w:r>
     </w:p>
     <w:p>
-      <w:pPr>
-        <w:rPr>
-          <w:rFonts w:hint="default"/>
-          <w:lang w:val="en-US" w:eastAsia="zh-CN"/>
-        </w:rPr>
-      </w:pPr>
-      <w:bookmarkStart w:id="0" w:name="_GoBack"/>
       <w:r>
         <w:drawing>
           <wp:inline distT="0" distB="0" distL="114300" distR="114300">
@@ -68,7 +64,135 @@
           </wp:inline>
         </w:drawing>
       </w:r>
+    </w:p>
+    <w:p/>
+    <w:p>
+      <w:pPr>
+        <w:rPr>
+          <w:rFonts w:hint="eastAsia"/>
+          <w:lang w:val="en-US" w:eastAsia="zh-CN"/>
+        </w:rPr>
+      </w:pPr>
+      <w:r>
+        <w:rPr>
+          <w:rFonts w:hint="eastAsia"/>
+          <w:lang w:val="en-US" w:eastAsia="zh-CN"/>
+        </w:rPr>
+        <w:t>88.Merge Sorted Array</w:t>
+      </w:r>
+    </w:p>
+    <w:p>
+      <w:r>
+        <w:drawing>
+          <wp:inline distT="0" distB="0" distL="114300" distR="114300">
+            <wp:extent cx="5269230" cy="2190750"/>
+            <wp:effectExtent l="0" t="0" r="7620" b="0"/>
+            <wp:docPr id="2" name="图片 1"/>
+            <wp:cNvGraphicFramePr>
+              <a:graphicFrameLocks xmlns:a="http://schemas.openxmlformats.org/drawingml/2006/main" noChangeAspect="1"/>
+            </wp:cNvGraphicFramePr>
+            <a:graphic xmlns:a="http://schemas.openxmlformats.org/drawingml/2006/main">
+              <a:graphicData uri="http://schemas.openxmlformats.org/drawingml/2006/picture">
+                <pic:pic xmlns:pic="http://schemas.openxmlformats.org/drawingml/2006/picture">
+                  <pic:nvPicPr>
+                    <pic:cNvPr id="2" name="图片 1"/>
+                    <pic:cNvPicPr>
+                      <a:picLocks noChangeAspect="1"/>
+                    </pic:cNvPicPr>
+                  </pic:nvPicPr>
+                  <pic:blipFill>
+                    <a:blip r:embed="rId5"/>
+                    <a:stretch>
+                      <a:fillRect/>
+                    </a:stretch>
+                  </pic:blipFill>
+                  <pic:spPr>
+                    <a:xfrm>
+                      <a:off x="0" y="0"/>
+                      <a:ext cx="5269230" cy="2190750"/>
+                    </a:xfrm>
+                    <a:prstGeom prst="rect">
+                      <a:avLst/>
+                    </a:prstGeom>
+                    <a:noFill/>
+                    <a:ln>
+                      <a:noFill/>
+                    </a:ln>
+                  </pic:spPr>
+                </pic:pic>
+              </a:graphicData>
+            </a:graphic>
+          </wp:inline>
+        </w:drawing>
+      </w:r>
+    </w:p>
+    <w:p>
+      <w:pPr>
+        <w:rPr>
+          <w:rFonts w:hint="default"/>
+          <w:lang w:val="en-US" w:eastAsia="zh-CN"/>
+        </w:rPr>
+      </w:pPr>
+      <w:r>
+        <w:rPr>
+          <w:rFonts w:hint="eastAsia"/>
+          <w:lang w:val="en-US" w:eastAsia="zh-CN"/>
+        </w:rPr>
+        <w:t>说明：为什么该算法可以确保nums1数组中的元素不被覆盖？看本题的代码，初始时，由于n&gt;=0，所以m+n-1&gt;=m-1，即cur&gt;=p。①如果n=0，则cur=p，并且两个while循环都无需进入，自然没有元素覆盖问题。②如果n&gt;0，初始时即有cur&gt;p，对于第一个while循环，进入后cur一定减1。而cur比p大n，为了让cur追上p，考虑最极限的情况，进入第一个while循环后一直出现的是q减1的情况</w:t>
+      </w:r>
+      <w:bookmarkStart w:id="0" w:name="_GoBack"/>
       <w:bookmarkEnd w:id="0"/>
+    </w:p>
+    <w:p>
+      <w:pPr>
+        <w:rPr>
+          <w:rFonts w:hint="default"/>
+          <w:lang w:val="en-US" w:eastAsia="zh-CN"/>
+        </w:rPr>
+      </w:pPr>
+      <w:r>
+        <w:drawing>
+          <wp:inline distT="0" distB="0" distL="114300" distR="114300">
+            <wp:extent cx="5266055" cy="2029460"/>
+            <wp:effectExtent l="0" t="0" r="1270" b="8890"/>
+            <wp:docPr id="3" name="图片 2"/>
+            <wp:cNvGraphicFramePr>
+              <a:graphicFrameLocks xmlns:a="http://schemas.openxmlformats.org/drawingml/2006/main" noChangeAspect="1"/>
+            </wp:cNvGraphicFramePr>
+            <a:graphic xmlns:a="http://schemas.openxmlformats.org/drawingml/2006/main">
+              <a:graphicData uri="http://schemas.openxmlformats.org/drawingml/2006/picture">
+                <pic:pic xmlns:pic="http://schemas.openxmlformats.org/drawingml/2006/picture">
+                  <pic:nvPicPr>
+                    <pic:cNvPr id="3" name="图片 2"/>
+                    <pic:cNvPicPr>
+                      <a:picLocks noChangeAspect="1"/>
+                    </pic:cNvPicPr>
+                  </pic:nvPicPr>
+                  <pic:blipFill>
+                    <a:blip r:embed="rId6"/>
+                    <a:stretch>
+                      <a:fillRect/>
+                    </a:stretch>
+                  </pic:blipFill>
+                  <pic:spPr>
+                    <a:xfrm>
+                      <a:off x="0" y="0"/>
+                      <a:ext cx="5266055" cy="2029460"/>
+                    </a:xfrm>
+                    <a:prstGeom prst="rect">
+                      <a:avLst/>
+                    </a:prstGeom>
+                    <a:noFill/>
+                    <a:ln>
+                      <a:noFill/>
+                    </a:ln>
+                  </pic:spPr>
+                </pic:pic>
+              </a:graphicData>
+            </a:graphic>
+          </wp:inline>
+        </w:drawing>
+      </w:r>
     </w:p>
     <w:sectPr>
       <w:pgSz w:w="11906" w:h="16838"/>
@@ -385,7 +509,7 @@
         <a:sysClr val="windowText" lastClr="000000"/>
       </a:dk1>
       <a:lt1>
-        <a:sysClr val="window" lastClr="CAEACE"/>
+        <a:sysClr val="window" lastClr="FFFFFF"/>
       </a:lt1>
       <a:dk2>
         <a:srgbClr val="44546A"/>

--- a/leetcode/google/01题目解析(1-500).docx
+++ b/leetcode/google/01题目解析(1-500).docx
@@ -5,6 +5,7 @@
     <w:p>
       <w:pPr>
         <w:numPr>
+          <w:ilvl w:val="0"/>
           <w:numId w:val="0"/>
         </w:numPr>
         <w:rPr>
@@ -85,8 +86,8 @@
       <w:r>
         <w:drawing>
           <wp:inline distT="0" distB="0" distL="114300" distR="114300">
-            <wp:extent cx="5269230" cy="2190750"/>
-            <wp:effectExtent l="0" t="0" r="7620" b="0"/>
+            <wp:extent cx="5078730" cy="2111375"/>
+            <wp:effectExtent l="0" t="0" r="7620" b="3175"/>
             <wp:docPr id="2" name="图片 1"/>
             <wp:cNvGraphicFramePr>
               <a:graphicFrameLocks xmlns:a="http://schemas.openxmlformats.org/drawingml/2006/main" noChangeAspect="1"/>
@@ -109,7 +110,7 @@
                   <pic:spPr>
                     <a:xfrm>
                       <a:off x="0" y="0"/>
-                      <a:ext cx="5269230" cy="2190750"/>
+                      <a:ext cx="5078730" cy="2111375"/>
                     </a:xfrm>
                     <a:prstGeom prst="rect">
                       <a:avLst/>
@@ -138,10 +139,8 @@
           <w:rFonts w:hint="eastAsia"/>
           <w:lang w:val="en-US" w:eastAsia="zh-CN"/>
         </w:rPr>
-        <w:t>说明：为什么该算法可以确保nums1数组中的元素不被覆盖？看本题的代码，初始时，由于n&gt;=0，所以m+n-1&gt;=m-1，即cur&gt;=p。①如果n=0，则cur=p，并且两个while循环都无需进入，自然没有元素覆盖问题。②如果n&gt;0，初始时即有cur&gt;p，对于第一个while循环，进入后cur一定减1。而cur比p大n，为了让cur追上p，考虑最极限的情况，进入第一个while循环后一直出现的是q减1的情况</w:t>
+        <w:t>说明：为什么该算法可以确保nums1数组中的元素不被覆盖？看本题的代码，初始时，由于n&gt;=0，所以m+n-1&gt;=m-1，即cur&gt;=p。①如果n=0，则cur=p，并且两个while循环都无需进入，自然没有元素覆盖问题。②如果n&gt;0，初始时即有cur&gt;p，对于第一个while循环，进入后cur一定减1。而cur比p大n，为了让cur追上p，考虑最极限的情况，进入第一个while循环后一直出现的是q减1的情况，由于代码1处会判断q&gt;=0，因此循环n次后会退出，因此在循环1中会一直保持cur&gt;p，而第一个循环后q=-1&lt;0，第二个while循环不会进入。极限情况尚且如此，因此cur一定不会追上p，因此不会出现未处理的元素被覆盖的情况。</w:t>
       </w:r>
-      <w:bookmarkStart w:id="0" w:name="_GoBack"/>
-      <w:bookmarkEnd w:id="0"/>
     </w:p>
     <w:p>
       <w:pPr>
@@ -150,11 +149,12 @@
           <w:lang w:val="en-US" w:eastAsia="zh-CN"/>
         </w:rPr>
       </w:pPr>
+      <w:bookmarkStart w:id="0" w:name="_GoBack"/>
       <w:r>
         <w:drawing>
           <wp:inline distT="0" distB="0" distL="114300" distR="114300">
-            <wp:extent cx="5266055" cy="2029460"/>
-            <wp:effectExtent l="0" t="0" r="1270" b="8890"/>
+            <wp:extent cx="5048885" cy="1945640"/>
+            <wp:effectExtent l="0" t="0" r="8890" b="6985"/>
             <wp:docPr id="3" name="图片 2"/>
             <wp:cNvGraphicFramePr>
               <a:graphicFrameLocks xmlns:a="http://schemas.openxmlformats.org/drawingml/2006/main" noChangeAspect="1"/>
@@ -177,7 +177,7 @@
                   <pic:spPr>
                     <a:xfrm>
                       <a:off x="0" y="0"/>
-                      <a:ext cx="5266055" cy="2029460"/>
+                      <a:ext cx="5048885" cy="1945640"/>
                     </a:xfrm>
                     <a:prstGeom prst="rect">
                       <a:avLst/>
@@ -193,6 +193,7 @@
           </wp:inline>
         </w:drawing>
       </w:r>
+      <w:bookmarkEnd w:id="0"/>
     </w:p>
     <w:sectPr>
       <w:pgSz w:w="11906" w:h="16838"/>

--- a/leetcode/google/01题目解析(1-500).docx
+++ b/leetcode/google/01题目解析(1-500).docx
@@ -8,6 +8,7 @@
           <w:ilvl w:val="0"/>
           <w:numId w:val="0"/>
         </w:numPr>
+        <w:outlineLvl w:val="0"/>
         <w:rPr>
           <w:rFonts w:hint="eastAsia"/>
           <w:lang w:val="en-US" w:eastAsia="zh-CN"/>
@@ -69,8 +70,9 @@
     <w:p/>
     <w:p>
       <w:pPr>
+        <w:outlineLvl w:val="0"/>
         <w:rPr>
-          <w:rFonts w:hint="eastAsia"/>
+          <w:rFonts w:hint="default"/>
           <w:lang w:val="en-US" w:eastAsia="zh-CN"/>
         </w:rPr>
       </w:pPr>
@@ -81,6 +83,8 @@
         </w:rPr>
         <w:t>88.Merge Sorted Array</w:t>
       </w:r>
+      <w:bookmarkStart w:id="0" w:name="_GoBack"/>
+      <w:bookmarkEnd w:id="0"/>
     </w:p>
     <w:p>
       <w:r>
@@ -149,7 +153,6 @@
           <w:lang w:val="en-US" w:eastAsia="zh-CN"/>
         </w:rPr>
       </w:pPr>
-      <w:bookmarkStart w:id="0" w:name="_GoBack"/>
       <w:r>
         <w:drawing>
           <wp:inline distT="0" distB="0" distL="114300" distR="114300">
@@ -193,7 +196,6 @@
           </wp:inline>
         </w:drawing>
       </w:r>
-      <w:bookmarkEnd w:id="0"/>
     </w:p>
     <w:sectPr>
       <w:pgSz w:w="11906" w:h="16838"/>

--- a/leetcode/google/01题目解析(1-500).docx
+++ b/leetcode/google/01题目解析(1-500).docx
@@ -81,10 +81,93 @@
           <w:rFonts w:hint="eastAsia"/>
           <w:lang w:val="en-US" w:eastAsia="zh-CN"/>
         </w:rPr>
-        <w:t>88.Merge Sorted Array</w:t>
+        <w:t>42.Trapping Rain Water</w:t>
+      </w:r>
+    </w:p>
+    <w:p>
+      <w:pPr>
+        <w:rPr>
+          <w:rFonts w:hint="default"/>
+          <w:lang w:val="en-US" w:eastAsia="zh-CN"/>
+        </w:rPr>
+      </w:pPr>
+      <w:r>
+        <w:rPr>
+          <w:rFonts w:hint="eastAsia"/>
+          <w:lang w:val="en-US" w:eastAsia="zh-CN"/>
+        </w:rPr>
+        <w:t>方法一：三次线性扫描(动态规划求leftMax和rightMax)</w:t>
       </w:r>
       <w:bookmarkStart w:id="0" w:name="_GoBack"/>
       <w:bookmarkEnd w:id="0"/>
+    </w:p>
+    <w:p>
+      <w:pPr>
+        <w:rPr>
+          <w:rFonts w:hint="eastAsia"/>
+          <w:lang w:val="en-US" w:eastAsia="zh-CN"/>
+        </w:rPr>
+      </w:pPr>
+      <w:r>
+        <w:drawing>
+          <wp:inline distT="0" distB="0" distL="114300" distR="114300">
+            <wp:extent cx="5265420" cy="3223895"/>
+            <wp:effectExtent l="0" t="0" r="5080" b="1905"/>
+            <wp:docPr id="4" name="图片 1"/>
+            <wp:cNvGraphicFramePr>
+              <a:graphicFrameLocks xmlns:a="http://schemas.openxmlformats.org/drawingml/2006/main" noChangeAspect="1"/>
+            </wp:cNvGraphicFramePr>
+            <a:graphic xmlns:a="http://schemas.openxmlformats.org/drawingml/2006/main">
+              <a:graphicData uri="http://schemas.openxmlformats.org/drawingml/2006/picture">
+                <pic:pic xmlns:pic="http://schemas.openxmlformats.org/drawingml/2006/picture">
+                  <pic:nvPicPr>
+                    <pic:cNvPr id="4" name="图片 1"/>
+                    <pic:cNvPicPr>
+                      <a:picLocks noChangeAspect="1"/>
+                    </pic:cNvPicPr>
+                  </pic:nvPicPr>
+                  <pic:blipFill>
+                    <a:blip r:embed="rId5"/>
+                    <a:stretch>
+                      <a:fillRect/>
+                    </a:stretch>
+                  </pic:blipFill>
+                  <pic:spPr>
+                    <a:xfrm>
+                      <a:off x="0" y="0"/>
+                      <a:ext cx="5265420" cy="3223895"/>
+                    </a:xfrm>
+                    <a:prstGeom prst="rect">
+                      <a:avLst/>
+                    </a:prstGeom>
+                    <a:noFill/>
+                    <a:ln>
+                      <a:noFill/>
+                    </a:ln>
+                  </pic:spPr>
+                </pic:pic>
+              </a:graphicData>
+            </a:graphic>
+          </wp:inline>
+        </w:drawing>
+      </w:r>
+    </w:p>
+    <w:p/>
+    <w:p>
+      <w:pPr>
+        <w:outlineLvl w:val="0"/>
+        <w:rPr>
+          <w:rFonts w:hint="default"/>
+          <w:lang w:val="en-US" w:eastAsia="zh-CN"/>
+        </w:rPr>
+      </w:pPr>
+      <w:r>
+        <w:rPr>
+          <w:rFonts w:hint="eastAsia"/>
+          <w:lang w:val="en-US" w:eastAsia="zh-CN"/>
+        </w:rPr>
+        <w:t>88.Merge Sorted Array</w:t>
+      </w:r>
     </w:p>
     <w:p>
       <w:r>
@@ -106,7 +189,7 @@
                     </pic:cNvPicPr>
                   </pic:nvPicPr>
                   <pic:blipFill>
-                    <a:blip r:embed="rId5"/>
+                    <a:blip r:embed="rId6"/>
                     <a:stretch>
                       <a:fillRect/>
                     </a:stretch>
@@ -172,7 +255,7 @@
                     </pic:cNvPicPr>
                   </pic:nvPicPr>
                   <pic:blipFill>
-                    <a:blip r:embed="rId6"/>
+                    <a:blip r:embed="rId7"/>
                     <a:stretch>
                       <a:fillRect/>
                     </a:stretch>
@@ -321,7 +404,7 @@
     <w:lsdException w:unhideWhenUsed="0" w:uiPriority="0" w:semiHidden="0" w:name="HTML Sample"/>
     <w:lsdException w:unhideWhenUsed="0" w:uiPriority="0" w:semiHidden="0" w:name="HTML Typewriter"/>
     <w:lsdException w:unhideWhenUsed="0" w:uiPriority="0" w:semiHidden="0" w:name="HTML Variable"/>
-    <w:lsdException w:unhideWhenUsed="0" w:uiPriority="0" w:name="Normal Table"/>
+    <w:lsdException w:qFormat="1" w:unhideWhenUsed="0" w:uiPriority="0" w:name="Normal Table"/>
     <w:lsdException w:unhideWhenUsed="0" w:uiPriority="0" w:semiHidden="0" w:name="annotation subject"/>
     <w:lsdException w:unhideWhenUsed="0" w:uiPriority="0" w:semiHidden="0" w:name="Table Simple 1"/>
     <w:lsdException w:unhideWhenUsed="0" w:uiPriority="0" w:semiHidden="0" w:name="Table Simple 2"/>
@@ -491,6 +574,7 @@
   <w:style w:type="table" w:default="1" w:styleId="2">
     <w:name w:val="Normal Table"/>
     <w:semiHidden/>
+    <w:qFormat/>
     <w:uiPriority w:val="0"/>
     <w:tblPr>
       <w:tblCellMar>

--- a/leetcode/google/01题目解析(1-500).docx
+++ b/leetcode/google/01题目解析(1-500).docx
@@ -98,16 +98,8 @@
         </w:rPr>
         <w:t>方法一：三次线性扫描(动态规划求leftMax和rightMax)</w:t>
       </w:r>
-      <w:bookmarkStart w:id="0" w:name="_GoBack"/>
-      <w:bookmarkEnd w:id="0"/>
-    </w:p>
-    <w:p>
-      <w:pPr>
-        <w:rPr>
-          <w:rFonts w:hint="eastAsia"/>
-          <w:lang w:val="en-US" w:eastAsia="zh-CN"/>
-        </w:rPr>
-      </w:pPr>
+    </w:p>
+    <w:p>
       <w:r>
         <w:drawing>
           <wp:inline distT="0" distB="0" distL="114300" distR="114300">
@@ -155,6 +147,254 @@
     <w:p/>
     <w:p>
       <w:pPr>
+        <w:rPr>
+          <w:rFonts w:hint="eastAsia"/>
+          <w:lang w:val="en-US" w:eastAsia="zh-CN"/>
+        </w:rPr>
+      </w:pPr>
+      <w:r>
+        <w:rPr>
+          <w:rFonts w:hint="eastAsia"/>
+          <w:lang w:val="en-US" w:eastAsia="zh-CN"/>
+        </w:rPr>
+        <w:t>方法二：双指针(对方法一的改进，是最优做法)</w:t>
+      </w:r>
+    </w:p>
+    <w:p>
+      <w:pPr>
+        <w:rPr>
+          <w:rFonts w:hint="eastAsia"/>
+          <w:lang w:val="en-US" w:eastAsia="zh-CN"/>
+        </w:rPr>
+      </w:pPr>
+      <w:r>
+        <w:rPr>
+          <w:rFonts w:hint="eastAsia"/>
+          <w:lang w:val="en-US" w:eastAsia="zh-CN"/>
+        </w:rPr>
+        <w:t>实际上，这种方法基于对性质的分析：注意到下标i处能接的雨水量由leftMax[i]和rightMax[i]中的最小值决定。基于上述性质可进行剪枝，避免搜索一些不必要的leftMax[i]和rightMax[i]。</w:t>
+      </w:r>
+    </w:p>
+    <w:p>
+      <w:pPr>
+        <w:rPr>
+          <w:rFonts w:hint="default"/>
+          <w:lang w:val="en-US" w:eastAsia="zh-CN"/>
+        </w:rPr>
+      </w:pPr>
+      <w:r>
+        <w:drawing>
+          <wp:inline distT="0" distB="0" distL="114300" distR="114300">
+            <wp:extent cx="5268595" cy="1017905"/>
+            <wp:effectExtent l="0" t="0" r="1905" b="10795"/>
+            <wp:docPr id="6" name="图片 2"/>
+            <wp:cNvGraphicFramePr>
+              <a:graphicFrameLocks xmlns:a="http://schemas.openxmlformats.org/drawingml/2006/main" noChangeAspect="1"/>
+            </wp:cNvGraphicFramePr>
+            <a:graphic xmlns:a="http://schemas.openxmlformats.org/drawingml/2006/main">
+              <a:graphicData uri="http://schemas.openxmlformats.org/drawingml/2006/picture">
+                <pic:pic xmlns:pic="http://schemas.openxmlformats.org/drawingml/2006/picture">
+                  <pic:nvPicPr>
+                    <pic:cNvPr id="6" name="图片 2"/>
+                    <pic:cNvPicPr>
+                      <a:picLocks noChangeAspect="1"/>
+                    </pic:cNvPicPr>
+                  </pic:nvPicPr>
+                  <pic:blipFill>
+                    <a:blip r:embed="rId6"/>
+                    <a:stretch>
+                      <a:fillRect/>
+                    </a:stretch>
+                  </pic:blipFill>
+                  <pic:spPr>
+                    <a:xfrm>
+                      <a:off x="0" y="0"/>
+                      <a:ext cx="5268595" cy="1017905"/>
+                    </a:xfrm>
+                    <a:prstGeom prst="rect">
+                      <a:avLst/>
+                    </a:prstGeom>
+                    <a:noFill/>
+                    <a:ln>
+                      <a:noFill/>
+                    </a:ln>
+                  </pic:spPr>
+                </pic:pic>
+              </a:graphicData>
+            </a:graphic>
+          </wp:inline>
+        </w:drawing>
+      </w:r>
+    </w:p>
+    <w:p>
+      <w:r>
+        <w:drawing>
+          <wp:inline distT="0" distB="0" distL="114300" distR="114300">
+            <wp:extent cx="5271135" cy="2390775"/>
+            <wp:effectExtent l="0" t="0" r="12065" b="9525"/>
+            <wp:docPr id="5" name="图片 1"/>
+            <wp:cNvGraphicFramePr>
+              <a:graphicFrameLocks xmlns:a="http://schemas.openxmlformats.org/drawingml/2006/main" noChangeAspect="1"/>
+            </wp:cNvGraphicFramePr>
+            <a:graphic xmlns:a="http://schemas.openxmlformats.org/drawingml/2006/main">
+              <a:graphicData uri="http://schemas.openxmlformats.org/drawingml/2006/picture">
+                <pic:pic xmlns:pic="http://schemas.openxmlformats.org/drawingml/2006/picture">
+                  <pic:nvPicPr>
+                    <pic:cNvPr id="5" name="图片 1"/>
+                    <pic:cNvPicPr>
+                      <a:picLocks noChangeAspect="1"/>
+                    </pic:cNvPicPr>
+                  </pic:nvPicPr>
+                  <pic:blipFill>
+                    <a:blip r:embed="rId7"/>
+                    <a:stretch>
+                      <a:fillRect/>
+                    </a:stretch>
+                  </pic:blipFill>
+                  <pic:spPr>
+                    <a:xfrm>
+                      <a:off x="0" y="0"/>
+                      <a:ext cx="5271135" cy="2390775"/>
+                    </a:xfrm>
+                    <a:prstGeom prst="rect">
+                      <a:avLst/>
+                    </a:prstGeom>
+                    <a:noFill/>
+                    <a:ln>
+                      <a:noFill/>
+                    </a:ln>
+                  </pic:spPr>
+                </pic:pic>
+              </a:graphicData>
+            </a:graphic>
+          </wp:inline>
+        </w:drawing>
+      </w:r>
+    </w:p>
+    <w:p>
+      <w:bookmarkStart w:id="0" w:name="_GoBack"/>
+      <w:bookmarkEnd w:id="0"/>
+    </w:p>
+    <w:p>
+      <w:pPr>
+        <w:rPr>
+          <w:rFonts w:hint="eastAsia"/>
+          <w:lang w:val="en-US" w:eastAsia="zh-CN"/>
+        </w:rPr>
+      </w:pPr>
+      <w:r>
+        <w:rPr>
+          <w:rFonts w:hint="eastAsia"/>
+          <w:lang w:val="en-US" w:eastAsia="zh-CN"/>
+        </w:rPr>
+        <w:t>方法三：单调栈</w:t>
+      </w:r>
+    </w:p>
+    <w:p>
+      <w:pPr>
+        <w:rPr>
+          <w:rFonts w:hint="eastAsia"/>
+          <w:lang w:val="en-US" w:eastAsia="zh-CN"/>
+        </w:rPr>
+      </w:pPr>
+      <w:r>
+        <w:drawing>
+          <wp:inline distT="0" distB="0" distL="114300" distR="114300">
+            <wp:extent cx="5271135" cy="861695"/>
+            <wp:effectExtent l="0" t="0" r="12065" b="1905"/>
+            <wp:docPr id="8" name="图片 4"/>
+            <wp:cNvGraphicFramePr>
+              <a:graphicFrameLocks xmlns:a="http://schemas.openxmlformats.org/drawingml/2006/main" noChangeAspect="1"/>
+            </wp:cNvGraphicFramePr>
+            <a:graphic xmlns:a="http://schemas.openxmlformats.org/drawingml/2006/main">
+              <a:graphicData uri="http://schemas.openxmlformats.org/drawingml/2006/picture">
+                <pic:pic xmlns:pic="http://schemas.openxmlformats.org/drawingml/2006/picture">
+                  <pic:nvPicPr>
+                    <pic:cNvPr id="8" name="图片 4"/>
+                    <pic:cNvPicPr>
+                      <a:picLocks noChangeAspect="1"/>
+                    </pic:cNvPicPr>
+                  </pic:nvPicPr>
+                  <pic:blipFill>
+                    <a:blip r:embed="rId8"/>
+                    <a:stretch>
+                      <a:fillRect/>
+                    </a:stretch>
+                  </pic:blipFill>
+                  <pic:spPr>
+                    <a:xfrm>
+                      <a:off x="0" y="0"/>
+                      <a:ext cx="5271135" cy="861695"/>
+                    </a:xfrm>
+                    <a:prstGeom prst="rect">
+                      <a:avLst/>
+                    </a:prstGeom>
+                    <a:noFill/>
+                    <a:ln>
+                      <a:noFill/>
+                    </a:ln>
+                  </pic:spPr>
+                </pic:pic>
+              </a:graphicData>
+            </a:graphic>
+          </wp:inline>
+        </w:drawing>
+      </w:r>
+    </w:p>
+    <w:p>
+      <w:pPr>
+        <w:rPr>
+          <w:rFonts w:hint="default"/>
+          <w:lang w:val="en-US" w:eastAsia="zh-CN"/>
+        </w:rPr>
+      </w:pPr>
+      <w:r>
+        <w:drawing>
+          <wp:inline distT="0" distB="0" distL="114300" distR="114300">
+            <wp:extent cx="5271135" cy="1781810"/>
+            <wp:effectExtent l="0" t="0" r="12065" b="8890"/>
+            <wp:docPr id="7" name="图片 3"/>
+            <wp:cNvGraphicFramePr>
+              <a:graphicFrameLocks xmlns:a="http://schemas.openxmlformats.org/drawingml/2006/main" noChangeAspect="1"/>
+            </wp:cNvGraphicFramePr>
+            <a:graphic xmlns:a="http://schemas.openxmlformats.org/drawingml/2006/main">
+              <a:graphicData uri="http://schemas.openxmlformats.org/drawingml/2006/picture">
+                <pic:pic xmlns:pic="http://schemas.openxmlformats.org/drawingml/2006/picture">
+                  <pic:nvPicPr>
+                    <pic:cNvPr id="7" name="图片 3"/>
+                    <pic:cNvPicPr>
+                      <a:picLocks noChangeAspect="1"/>
+                    </pic:cNvPicPr>
+                  </pic:nvPicPr>
+                  <pic:blipFill>
+                    <a:blip r:embed="rId9"/>
+                    <a:stretch>
+                      <a:fillRect/>
+                    </a:stretch>
+                  </pic:blipFill>
+                  <pic:spPr>
+                    <a:xfrm>
+                      <a:off x="0" y="0"/>
+                      <a:ext cx="5271135" cy="1781810"/>
+                    </a:xfrm>
+                    <a:prstGeom prst="rect">
+                      <a:avLst/>
+                    </a:prstGeom>
+                    <a:noFill/>
+                    <a:ln>
+                      <a:noFill/>
+                    </a:ln>
+                  </pic:spPr>
+                </pic:pic>
+              </a:graphicData>
+            </a:graphic>
+          </wp:inline>
+        </w:drawing>
+      </w:r>
+    </w:p>
+    <w:p/>
+    <w:p>
+      <w:pPr>
         <w:outlineLvl w:val="0"/>
         <w:rPr>
           <w:rFonts w:hint="default"/>
@@ -189,7 +429,7 @@
                     </pic:cNvPicPr>
                   </pic:nvPicPr>
                   <pic:blipFill>
-                    <a:blip r:embed="rId6"/>
+                    <a:blip r:embed="rId10"/>
                     <a:stretch>
                       <a:fillRect/>
                     </a:stretch>
@@ -255,7 +495,7 @@
                     </pic:cNvPicPr>
                   </pic:nvPicPr>
                   <pic:blipFill>
-                    <a:blip r:embed="rId7"/>
+                    <a:blip r:embed="rId11"/>
                     <a:stretch>
                       <a:fillRect/>
                     </a:stretch>

--- a/leetcode/google/01题目解析(1-500).docx
+++ b/leetcode/google/01题目解析(1-500).docx
@@ -271,10 +271,7 @@
         </w:drawing>
       </w:r>
     </w:p>
-    <w:p>
-      <w:bookmarkStart w:id="0" w:name="_GoBack"/>
-      <w:bookmarkEnd w:id="0"/>
-    </w:p>
+    <w:p/>
     <w:p>
       <w:pPr>
         <w:rPr>
@@ -342,12 +339,6 @@
       </w:r>
     </w:p>
     <w:p>
-      <w:pPr>
-        <w:rPr>
-          <w:rFonts w:hint="default"/>
-          <w:lang w:val="en-US" w:eastAsia="zh-CN"/>
-        </w:rPr>
-      </w:pPr>
       <w:r>
         <w:drawing>
           <wp:inline distT="0" distB="0" distL="114300" distR="114300">
@@ -391,6 +382,23 @@
           </wp:inline>
         </w:drawing>
       </w:r>
+    </w:p>
+    <w:p>
+      <w:pPr>
+        <w:rPr>
+          <w:rFonts w:hint="default" w:eastAsiaTheme="minorEastAsia"/>
+          <w:lang w:val="en-US" w:eastAsia="zh-CN"/>
+        </w:rPr>
+      </w:pPr>
+      <w:r>
+        <w:rPr>
+          <w:rFonts w:hint="eastAsia"/>
+          <w:lang w:val="en-US" w:eastAsia="zh-CN"/>
+        </w:rPr>
+        <w:t>例子的相关配套演示图见题解配套文件夹。方法一和方法二都是以列为切入点，一列一列的看该位置能放多少水。而方法三是以行为单位，将整个图形考虑为若干个容器的组合，由于每个容器都是两边高，中间低，所以单调栈是单调递减的栈(非严格单调递减)。当遍历到不再递减的元素时(也就是到了容器的右边)，开始弹栈，此时height[i]是容器的右边，height[left]是容器的左边，height[top]是容器的底。</w:t>
+      </w:r>
+      <w:bookmarkStart w:id="0" w:name="_GoBack"/>
+      <w:bookmarkEnd w:id="0"/>
     </w:p>
     <w:p/>
     <w:p>
@@ -836,7 +844,7 @@
         <a:sysClr val="windowText" lastClr="000000"/>
       </a:dk1>
       <a:lt1>
-        <a:sysClr val="window" lastClr="FFFFFF"/>
+        <a:sysClr val="window" lastClr="CAEACE"/>
       </a:lt1>
       <a:dk2>
         <a:srgbClr val="44546A"/>

--- a/leetcode/google/01题目解析(1-500).docx
+++ b/leetcode/google/01题目解析(1-500).docx
@@ -72,6 +72,361 @@
       <w:pPr>
         <w:outlineLvl w:val="0"/>
         <w:rPr>
+          <w:rFonts w:hint="eastAsia"/>
+          <w:lang w:val="en-US" w:eastAsia="zh-CN"/>
+        </w:rPr>
+      </w:pPr>
+      <w:r>
+        <w:rPr>
+          <w:rFonts w:hint="eastAsia"/>
+          <w:lang w:val="en-US" w:eastAsia="zh-CN"/>
+        </w:rPr>
+        <w:t>4.Median of Two Sorted Arrays</w:t>
+      </w:r>
+    </w:p>
+    <w:p>
+      <w:pPr>
+        <w:rPr>
+          <w:rFonts w:hint="eastAsia"/>
+          <w:lang w:val="en-US" w:eastAsia="zh-CN"/>
+        </w:rPr>
+      </w:pPr>
+      <w:r>
+        <w:rPr>
+          <w:rFonts w:hint="eastAsia"/>
+          <w:lang w:val="en-US" w:eastAsia="zh-CN"/>
+        </w:rPr>
+        <w:t>解法一：二分查找</w:t>
+      </w:r>
+      <w:bookmarkStart w:id="0" w:name="_GoBack"/>
+      <w:bookmarkEnd w:id="0"/>
+    </w:p>
+    <w:p>
+      <w:r>
+        <w:drawing>
+          <wp:inline distT="0" distB="0" distL="114300" distR="114300">
+            <wp:extent cx="5259705" cy="3154680"/>
+            <wp:effectExtent l="0" t="0" r="7620" b="7620"/>
+            <wp:docPr id="9" name="图片 1"/>
+            <wp:cNvGraphicFramePr>
+              <a:graphicFrameLocks xmlns:a="http://schemas.openxmlformats.org/drawingml/2006/main" noChangeAspect="1"/>
+            </wp:cNvGraphicFramePr>
+            <a:graphic xmlns:a="http://schemas.openxmlformats.org/drawingml/2006/main">
+              <a:graphicData uri="http://schemas.openxmlformats.org/drawingml/2006/picture">
+                <pic:pic xmlns:pic="http://schemas.openxmlformats.org/drawingml/2006/picture">
+                  <pic:nvPicPr>
+                    <pic:cNvPr id="9" name="图片 1"/>
+                    <pic:cNvPicPr>
+                      <a:picLocks noChangeAspect="1"/>
+                    </pic:cNvPicPr>
+                  </pic:nvPicPr>
+                  <pic:blipFill>
+                    <a:blip r:embed="rId5"/>
+                    <a:stretch>
+                      <a:fillRect/>
+                    </a:stretch>
+                  </pic:blipFill>
+                  <pic:spPr>
+                    <a:xfrm>
+                      <a:off x="0" y="0"/>
+                      <a:ext cx="5259705" cy="3154680"/>
+                    </a:xfrm>
+                    <a:prstGeom prst="rect">
+                      <a:avLst/>
+                    </a:prstGeom>
+                    <a:noFill/>
+                    <a:ln>
+                      <a:noFill/>
+                    </a:ln>
+                  </pic:spPr>
+                </pic:pic>
+              </a:graphicData>
+            </a:graphic>
+          </wp:inline>
+        </w:drawing>
+      </w:r>
+    </w:p>
+    <w:p>
+      <w:r>
+        <w:drawing>
+          <wp:inline distT="0" distB="0" distL="114300" distR="114300">
+            <wp:extent cx="5273040" cy="1184910"/>
+            <wp:effectExtent l="0" t="0" r="3810" b="5715"/>
+            <wp:docPr id="10" name="图片 2"/>
+            <wp:cNvGraphicFramePr>
+              <a:graphicFrameLocks xmlns:a="http://schemas.openxmlformats.org/drawingml/2006/main" noChangeAspect="1"/>
+            </wp:cNvGraphicFramePr>
+            <a:graphic xmlns:a="http://schemas.openxmlformats.org/drawingml/2006/main">
+              <a:graphicData uri="http://schemas.openxmlformats.org/drawingml/2006/picture">
+                <pic:pic xmlns:pic="http://schemas.openxmlformats.org/drawingml/2006/picture">
+                  <pic:nvPicPr>
+                    <pic:cNvPr id="10" name="图片 2"/>
+                    <pic:cNvPicPr>
+                      <a:picLocks noChangeAspect="1"/>
+                    </pic:cNvPicPr>
+                  </pic:nvPicPr>
+                  <pic:blipFill>
+                    <a:blip r:embed="rId6"/>
+                    <a:stretch>
+                      <a:fillRect/>
+                    </a:stretch>
+                  </pic:blipFill>
+                  <pic:spPr>
+                    <a:xfrm>
+                      <a:off x="0" y="0"/>
+                      <a:ext cx="5273040" cy="1184910"/>
+                    </a:xfrm>
+                    <a:prstGeom prst="rect">
+                      <a:avLst/>
+                    </a:prstGeom>
+                    <a:noFill/>
+                    <a:ln>
+                      <a:noFill/>
+                    </a:ln>
+                  </pic:spPr>
+                </pic:pic>
+              </a:graphicData>
+            </a:graphic>
+          </wp:inline>
+        </w:drawing>
+      </w:r>
+    </w:p>
+    <w:p>
+      <w:r>
+        <w:drawing>
+          <wp:inline distT="0" distB="0" distL="114300" distR="114300">
+            <wp:extent cx="5261610" cy="3106420"/>
+            <wp:effectExtent l="0" t="0" r="5715" b="8255"/>
+            <wp:docPr id="11" name="图片 3"/>
+            <wp:cNvGraphicFramePr>
+              <a:graphicFrameLocks xmlns:a="http://schemas.openxmlformats.org/drawingml/2006/main" noChangeAspect="1"/>
+            </wp:cNvGraphicFramePr>
+            <a:graphic xmlns:a="http://schemas.openxmlformats.org/drawingml/2006/main">
+              <a:graphicData uri="http://schemas.openxmlformats.org/drawingml/2006/picture">
+                <pic:pic xmlns:pic="http://schemas.openxmlformats.org/drawingml/2006/picture">
+                  <pic:nvPicPr>
+                    <pic:cNvPr id="11" name="图片 3"/>
+                    <pic:cNvPicPr>
+                      <a:picLocks noChangeAspect="1"/>
+                    </pic:cNvPicPr>
+                  </pic:nvPicPr>
+                  <pic:blipFill>
+                    <a:blip r:embed="rId7"/>
+                    <a:stretch>
+                      <a:fillRect/>
+                    </a:stretch>
+                  </pic:blipFill>
+                  <pic:spPr>
+                    <a:xfrm>
+                      <a:off x="0" y="0"/>
+                      <a:ext cx="5261610" cy="3106420"/>
+                    </a:xfrm>
+                    <a:prstGeom prst="rect">
+                      <a:avLst/>
+                    </a:prstGeom>
+                    <a:noFill/>
+                    <a:ln>
+                      <a:noFill/>
+                    </a:ln>
+                  </pic:spPr>
+                </pic:pic>
+              </a:graphicData>
+            </a:graphic>
+          </wp:inline>
+        </w:drawing>
+      </w:r>
+    </w:p>
+    <w:p>
+      <w:r>
+        <w:drawing>
+          <wp:inline distT="0" distB="0" distL="114300" distR="114300">
+            <wp:extent cx="5259070" cy="1452880"/>
+            <wp:effectExtent l="0" t="0" r="8255" b="4445"/>
+            <wp:docPr id="12" name="图片 4"/>
+            <wp:cNvGraphicFramePr>
+              <a:graphicFrameLocks xmlns:a="http://schemas.openxmlformats.org/drawingml/2006/main" noChangeAspect="1"/>
+            </wp:cNvGraphicFramePr>
+            <a:graphic xmlns:a="http://schemas.openxmlformats.org/drawingml/2006/main">
+              <a:graphicData uri="http://schemas.openxmlformats.org/drawingml/2006/picture">
+                <pic:pic xmlns:pic="http://schemas.openxmlformats.org/drawingml/2006/picture">
+                  <pic:nvPicPr>
+                    <pic:cNvPr id="12" name="图片 4"/>
+                    <pic:cNvPicPr>
+                      <a:picLocks noChangeAspect="1"/>
+                    </pic:cNvPicPr>
+                  </pic:nvPicPr>
+                  <pic:blipFill>
+                    <a:blip r:embed="rId8"/>
+                    <a:stretch>
+                      <a:fillRect/>
+                    </a:stretch>
+                  </pic:blipFill>
+                  <pic:spPr>
+                    <a:xfrm>
+                      <a:off x="0" y="0"/>
+                      <a:ext cx="5259070" cy="1452880"/>
+                    </a:xfrm>
+                    <a:prstGeom prst="rect">
+                      <a:avLst/>
+                    </a:prstGeom>
+                    <a:noFill/>
+                    <a:ln>
+                      <a:noFill/>
+                    </a:ln>
+                  </pic:spPr>
+                </pic:pic>
+              </a:graphicData>
+            </a:graphic>
+          </wp:inline>
+        </w:drawing>
+      </w:r>
+    </w:p>
+    <w:p>
+      <w:r>
+        <w:drawing>
+          <wp:inline distT="0" distB="0" distL="114300" distR="114300">
+            <wp:extent cx="5259705" cy="3083560"/>
+            <wp:effectExtent l="0" t="0" r="7620" b="2540"/>
+            <wp:docPr id="13" name="图片 5"/>
+            <wp:cNvGraphicFramePr>
+              <a:graphicFrameLocks xmlns:a="http://schemas.openxmlformats.org/drawingml/2006/main" noChangeAspect="1"/>
+            </wp:cNvGraphicFramePr>
+            <a:graphic xmlns:a="http://schemas.openxmlformats.org/drawingml/2006/main">
+              <a:graphicData uri="http://schemas.openxmlformats.org/drawingml/2006/picture">
+                <pic:pic xmlns:pic="http://schemas.openxmlformats.org/drawingml/2006/picture">
+                  <pic:nvPicPr>
+                    <pic:cNvPr id="13" name="图片 5"/>
+                    <pic:cNvPicPr>
+                      <a:picLocks noChangeAspect="1"/>
+                    </pic:cNvPicPr>
+                  </pic:nvPicPr>
+                  <pic:blipFill>
+                    <a:blip r:embed="rId9"/>
+                    <a:stretch>
+                      <a:fillRect/>
+                    </a:stretch>
+                  </pic:blipFill>
+                  <pic:spPr>
+                    <a:xfrm>
+                      <a:off x="0" y="0"/>
+                      <a:ext cx="5259705" cy="3083560"/>
+                    </a:xfrm>
+                    <a:prstGeom prst="rect">
+                      <a:avLst/>
+                    </a:prstGeom>
+                    <a:noFill/>
+                    <a:ln>
+                      <a:noFill/>
+                    </a:ln>
+                  </pic:spPr>
+                </pic:pic>
+              </a:graphicData>
+            </a:graphic>
+          </wp:inline>
+        </w:drawing>
+      </w:r>
+    </w:p>
+    <w:p>
+      <w:r>
+        <w:drawing>
+          <wp:inline distT="0" distB="0" distL="114300" distR="114300">
+            <wp:extent cx="5259070" cy="2889250"/>
+            <wp:effectExtent l="0" t="0" r="8255" b="6350"/>
+            <wp:docPr id="14" name="图片 6"/>
+            <wp:cNvGraphicFramePr>
+              <a:graphicFrameLocks xmlns:a="http://schemas.openxmlformats.org/drawingml/2006/main" noChangeAspect="1"/>
+            </wp:cNvGraphicFramePr>
+            <a:graphic xmlns:a="http://schemas.openxmlformats.org/drawingml/2006/main">
+              <a:graphicData uri="http://schemas.openxmlformats.org/drawingml/2006/picture">
+                <pic:pic xmlns:pic="http://schemas.openxmlformats.org/drawingml/2006/picture">
+                  <pic:nvPicPr>
+                    <pic:cNvPr id="14" name="图片 6"/>
+                    <pic:cNvPicPr>
+                      <a:picLocks noChangeAspect="1"/>
+                    </pic:cNvPicPr>
+                  </pic:nvPicPr>
+                  <pic:blipFill>
+                    <a:blip r:embed="rId10"/>
+                    <a:stretch>
+                      <a:fillRect/>
+                    </a:stretch>
+                  </pic:blipFill>
+                  <pic:spPr>
+                    <a:xfrm>
+                      <a:off x="0" y="0"/>
+                      <a:ext cx="5259070" cy="2889250"/>
+                    </a:xfrm>
+                    <a:prstGeom prst="rect">
+                      <a:avLst/>
+                    </a:prstGeom>
+                    <a:noFill/>
+                    <a:ln>
+                      <a:noFill/>
+                    </a:ln>
+                  </pic:spPr>
+                </pic:pic>
+              </a:graphicData>
+            </a:graphic>
+          </wp:inline>
+        </w:drawing>
+      </w:r>
+    </w:p>
+    <w:p>
+      <w:pPr>
+        <w:rPr>
+          <w:rFonts w:hint="default"/>
+          <w:lang w:val="en-US" w:eastAsia="zh-CN"/>
+        </w:rPr>
+      </w:pPr>
+      <w:r>
+        <w:drawing>
+          <wp:inline distT="0" distB="0" distL="114300" distR="114300">
+            <wp:extent cx="5264150" cy="865505"/>
+            <wp:effectExtent l="0" t="0" r="3175" b="1270"/>
+            <wp:docPr id="15" name="图片 7"/>
+            <wp:cNvGraphicFramePr>
+              <a:graphicFrameLocks xmlns:a="http://schemas.openxmlformats.org/drawingml/2006/main" noChangeAspect="1"/>
+            </wp:cNvGraphicFramePr>
+            <a:graphic xmlns:a="http://schemas.openxmlformats.org/drawingml/2006/main">
+              <a:graphicData uri="http://schemas.openxmlformats.org/drawingml/2006/picture">
+                <pic:pic xmlns:pic="http://schemas.openxmlformats.org/drawingml/2006/picture">
+                  <pic:nvPicPr>
+                    <pic:cNvPr id="15" name="图片 7"/>
+                    <pic:cNvPicPr>
+                      <a:picLocks noChangeAspect="1"/>
+                    </pic:cNvPicPr>
+                  </pic:nvPicPr>
+                  <pic:blipFill>
+                    <a:blip r:embed="rId11"/>
+                    <a:stretch>
+                      <a:fillRect/>
+                    </a:stretch>
+                  </pic:blipFill>
+                  <pic:spPr>
+                    <a:xfrm>
+                      <a:off x="0" y="0"/>
+                      <a:ext cx="5264150" cy="865505"/>
+                    </a:xfrm>
+                    <a:prstGeom prst="rect">
+                      <a:avLst/>
+                    </a:prstGeom>
+                    <a:noFill/>
+                    <a:ln>
+                      <a:noFill/>
+                    </a:ln>
+                  </pic:spPr>
+                </pic:pic>
+              </a:graphicData>
+            </a:graphic>
+          </wp:inline>
+        </w:drawing>
+      </w:r>
+    </w:p>
+    <w:p/>
+    <w:p>
+      <w:pPr>
+        <w:outlineLvl w:val="0"/>
+        <w:rPr>
           <w:rFonts w:hint="default"/>
           <w:lang w:val="en-US" w:eastAsia="zh-CN"/>
         </w:rPr>
@@ -119,7 +474,7 @@
                     </pic:cNvPicPr>
                   </pic:nvPicPr>
                   <pic:blipFill>
-                    <a:blip r:embed="rId5"/>
+                    <a:blip r:embed="rId12"/>
                     <a:stretch>
                       <a:fillRect/>
                     </a:stretch>
@@ -201,7 +556,7 @@
                     </pic:cNvPicPr>
                   </pic:nvPicPr>
                   <pic:blipFill>
-                    <a:blip r:embed="rId6"/>
+                    <a:blip r:embed="rId13"/>
                     <a:stretch>
                       <a:fillRect/>
                     </a:stretch>
@@ -246,7 +601,7 @@
                     </pic:cNvPicPr>
                   </pic:nvPicPr>
                   <pic:blipFill>
-                    <a:blip r:embed="rId7"/>
+                    <a:blip r:embed="rId14"/>
                     <a:stretch>
                       <a:fillRect/>
                     </a:stretch>
@@ -313,7 +668,7 @@
                     </pic:cNvPicPr>
                   </pic:nvPicPr>
                   <pic:blipFill>
-                    <a:blip r:embed="rId8"/>
+                    <a:blip r:embed="rId15"/>
                     <a:stretch>
                       <a:fillRect/>
                     </a:stretch>
@@ -358,7 +713,7 @@
                     </pic:cNvPicPr>
                   </pic:nvPicPr>
                   <pic:blipFill>
-                    <a:blip r:embed="rId9"/>
+                    <a:blip r:embed="rId16"/>
                     <a:stretch>
                       <a:fillRect/>
                     </a:stretch>
@@ -397,8 +752,6 @@
         </w:rPr>
         <w:t>例子的相关配套演示图见题解配套文件夹。方法一和方法二都是以列为切入点，一列一列的看该位置能放多少水。而方法三是以行为单位，将整个图形考虑为若干个容器的组合，由于每个容器都是两边高，中间低，所以单调栈是单调递减的栈(非严格单调递减)。当遍历到不再递减的元素时(也就是到了容器的右边)，开始弹栈，此时height[i]是容器的右边，height[left]是容器的左边，height[top]是容器的底。</w:t>
       </w:r>
-      <w:bookmarkStart w:id="0" w:name="_GoBack"/>
-      <w:bookmarkEnd w:id="0"/>
     </w:p>
     <w:p/>
     <w:p>
@@ -437,7 +790,7 @@
                     </pic:cNvPicPr>
                   </pic:nvPicPr>
                   <pic:blipFill>
-                    <a:blip r:embed="rId10"/>
+                    <a:blip r:embed="rId17"/>
                     <a:stretch>
                       <a:fillRect/>
                     </a:stretch>
@@ -503,7 +856,7 @@
                     </pic:cNvPicPr>
                   </pic:nvPicPr>
                   <pic:blipFill>
-                    <a:blip r:embed="rId11"/>
+                    <a:blip r:embed="rId18"/>
                     <a:stretch>
                       <a:fillRect/>
                     </a:stretch>
@@ -844,7 +1197,7 @@
         <a:sysClr val="windowText" lastClr="000000"/>
       </a:dk1>
       <a:lt1>
-        <a:sysClr val="window" lastClr="CAEACE"/>
+        <a:sysClr val="window" lastClr="FFFFFF"/>
       </a:lt1>
       <a:dk2>
         <a:srgbClr val="44546A"/>

--- a/leetcode/google/01题目解析(1-500).docx
+++ b/leetcode/google/01题目解析(1-500).docx
@@ -98,8 +98,6 @@
         </w:rPr>
         <w:t>解法一：二分查找</w:t>
       </w:r>
-      <w:bookmarkStart w:id="0" w:name="_GoBack"/>
-      <w:bookmarkEnd w:id="0"/>
     </w:p>
     <w:p>
       <w:r>
@@ -372,12 +370,6 @@
       </w:r>
     </w:p>
     <w:p>
-      <w:pPr>
-        <w:rPr>
-          <w:rFonts w:hint="default"/>
-          <w:lang w:val="en-US" w:eastAsia="zh-CN"/>
-        </w:rPr>
-      </w:pPr>
       <w:r>
         <w:drawing>
           <wp:inline distT="0" distB="0" distL="114300" distR="114300">
@@ -422,6 +414,314 @@
         </w:drawing>
       </w:r>
     </w:p>
+    <w:p>
+      <w:pPr>
+        <w:rPr>
+          <w:rFonts w:hint="eastAsia"/>
+          <w:lang w:val="en-US" w:eastAsia="zh-CN"/>
+        </w:rPr>
+      </w:pPr>
+      <w:r>
+        <w:rPr>
+          <w:rFonts w:hint="eastAsia"/>
+          <w:lang w:val="en-US" w:eastAsia="zh-CN"/>
+        </w:rPr>
+        <w:t>解法二：划分数组</w:t>
+      </w:r>
+    </w:p>
+    <w:p>
+      <w:r>
+        <w:drawing>
+          <wp:inline distT="0" distB="0" distL="114300" distR="114300">
+            <wp:extent cx="5263515" cy="3183255"/>
+            <wp:effectExtent l="0" t="0" r="3810" b="7620"/>
+            <wp:docPr id="16" name="图片 1"/>
+            <wp:cNvGraphicFramePr>
+              <a:graphicFrameLocks xmlns:a="http://schemas.openxmlformats.org/drawingml/2006/main" noChangeAspect="1"/>
+            </wp:cNvGraphicFramePr>
+            <a:graphic xmlns:a="http://schemas.openxmlformats.org/drawingml/2006/main">
+              <a:graphicData uri="http://schemas.openxmlformats.org/drawingml/2006/picture">
+                <pic:pic xmlns:pic="http://schemas.openxmlformats.org/drawingml/2006/picture">
+                  <pic:nvPicPr>
+                    <pic:cNvPr id="16" name="图片 1"/>
+                    <pic:cNvPicPr>
+                      <a:picLocks noChangeAspect="1"/>
+                    </pic:cNvPicPr>
+                  </pic:nvPicPr>
+                  <pic:blipFill>
+                    <a:blip r:embed="rId12"/>
+                    <a:stretch>
+                      <a:fillRect/>
+                    </a:stretch>
+                  </pic:blipFill>
+                  <pic:spPr>
+                    <a:xfrm>
+                      <a:off x="0" y="0"/>
+                      <a:ext cx="5263515" cy="3183255"/>
+                    </a:xfrm>
+                    <a:prstGeom prst="rect">
+                      <a:avLst/>
+                    </a:prstGeom>
+                    <a:noFill/>
+                    <a:ln>
+                      <a:noFill/>
+                    </a:ln>
+                  </pic:spPr>
+                </pic:pic>
+              </a:graphicData>
+            </a:graphic>
+          </wp:inline>
+        </w:drawing>
+      </w:r>
+    </w:p>
+    <w:p>
+      <w:r>
+        <w:drawing>
+          <wp:inline distT="0" distB="0" distL="114300" distR="114300">
+            <wp:extent cx="5263515" cy="3019425"/>
+            <wp:effectExtent l="0" t="0" r="3810" b="0"/>
+            <wp:docPr id="17" name="图片 2"/>
+            <wp:cNvGraphicFramePr>
+              <a:graphicFrameLocks xmlns:a="http://schemas.openxmlformats.org/drawingml/2006/main" noChangeAspect="1"/>
+            </wp:cNvGraphicFramePr>
+            <a:graphic xmlns:a="http://schemas.openxmlformats.org/drawingml/2006/main">
+              <a:graphicData uri="http://schemas.openxmlformats.org/drawingml/2006/picture">
+                <pic:pic xmlns:pic="http://schemas.openxmlformats.org/drawingml/2006/picture">
+                  <pic:nvPicPr>
+                    <pic:cNvPr id="17" name="图片 2"/>
+                    <pic:cNvPicPr>
+                      <a:picLocks noChangeAspect="1"/>
+                    </pic:cNvPicPr>
+                  </pic:nvPicPr>
+                  <pic:blipFill>
+                    <a:blip r:embed="rId13"/>
+                    <a:stretch>
+                      <a:fillRect/>
+                    </a:stretch>
+                  </pic:blipFill>
+                  <pic:spPr>
+                    <a:xfrm>
+                      <a:off x="0" y="0"/>
+                      <a:ext cx="5263515" cy="3019425"/>
+                    </a:xfrm>
+                    <a:prstGeom prst="rect">
+                      <a:avLst/>
+                    </a:prstGeom>
+                    <a:noFill/>
+                    <a:ln>
+                      <a:noFill/>
+                    </a:ln>
+                  </pic:spPr>
+                </pic:pic>
+              </a:graphicData>
+            </a:graphic>
+          </wp:inline>
+        </w:drawing>
+      </w:r>
+    </w:p>
+    <w:p>
+      <w:r>
+        <w:drawing>
+          <wp:inline distT="0" distB="0" distL="114300" distR="114300">
+            <wp:extent cx="5266690" cy="1518920"/>
+            <wp:effectExtent l="0" t="0" r="635" b="5080"/>
+            <wp:docPr id="18" name="图片 3"/>
+            <wp:cNvGraphicFramePr>
+              <a:graphicFrameLocks xmlns:a="http://schemas.openxmlformats.org/drawingml/2006/main" noChangeAspect="1"/>
+            </wp:cNvGraphicFramePr>
+            <a:graphic xmlns:a="http://schemas.openxmlformats.org/drawingml/2006/main">
+              <a:graphicData uri="http://schemas.openxmlformats.org/drawingml/2006/picture">
+                <pic:pic xmlns:pic="http://schemas.openxmlformats.org/drawingml/2006/picture">
+                  <pic:nvPicPr>
+                    <pic:cNvPr id="18" name="图片 3"/>
+                    <pic:cNvPicPr>
+                      <a:picLocks noChangeAspect="1"/>
+                    </pic:cNvPicPr>
+                  </pic:nvPicPr>
+                  <pic:blipFill>
+                    <a:blip r:embed="rId14"/>
+                    <a:stretch>
+                      <a:fillRect/>
+                    </a:stretch>
+                  </pic:blipFill>
+                  <pic:spPr>
+                    <a:xfrm>
+                      <a:off x="0" y="0"/>
+                      <a:ext cx="5266690" cy="1518920"/>
+                    </a:xfrm>
+                    <a:prstGeom prst="rect">
+                      <a:avLst/>
+                    </a:prstGeom>
+                    <a:noFill/>
+                    <a:ln>
+                      <a:noFill/>
+                    </a:ln>
+                  </pic:spPr>
+                </pic:pic>
+              </a:graphicData>
+            </a:graphic>
+          </wp:inline>
+        </w:drawing>
+      </w:r>
+    </w:p>
+    <w:p>
+      <w:pPr>
+        <w:rPr>
+          <w:rFonts w:hint="eastAsia"/>
+          <w:lang w:val="en-US" w:eastAsia="zh-CN"/>
+        </w:rPr>
+      </w:pPr>
+      <w:r>
+        <w:rPr>
+          <w:rFonts w:hint="eastAsia"/>
+          <w:lang w:val="en-US" w:eastAsia="zh-CN"/>
+        </w:rPr>
+        <w:t>注意，此处在我的代码实现中，前一部分比后一部分少一个元素。此时median=min(right_part)。下面计算j的方式变为：j=(m+n)/2-i。</w:t>
+      </w:r>
+    </w:p>
+    <w:p>
+      <w:r>
+        <w:drawing>
+          <wp:inline distT="0" distB="0" distL="114300" distR="114300">
+            <wp:extent cx="5260340" cy="2421890"/>
+            <wp:effectExtent l="0" t="0" r="6985" b="6985"/>
+            <wp:docPr id="19" name="图片 4"/>
+            <wp:cNvGraphicFramePr>
+              <a:graphicFrameLocks xmlns:a="http://schemas.openxmlformats.org/drawingml/2006/main" noChangeAspect="1"/>
+            </wp:cNvGraphicFramePr>
+            <a:graphic xmlns:a="http://schemas.openxmlformats.org/drawingml/2006/main">
+              <a:graphicData uri="http://schemas.openxmlformats.org/drawingml/2006/picture">
+                <pic:pic xmlns:pic="http://schemas.openxmlformats.org/drawingml/2006/picture">
+                  <pic:nvPicPr>
+                    <pic:cNvPr id="19" name="图片 4"/>
+                    <pic:cNvPicPr>
+                      <a:picLocks noChangeAspect="1"/>
+                    </pic:cNvPicPr>
+                  </pic:nvPicPr>
+                  <pic:blipFill>
+                    <a:blip r:embed="rId15"/>
+                    <a:stretch>
+                      <a:fillRect/>
+                    </a:stretch>
+                  </pic:blipFill>
+                  <pic:spPr>
+                    <a:xfrm>
+                      <a:off x="0" y="0"/>
+                      <a:ext cx="5260340" cy="2421890"/>
+                    </a:xfrm>
+                    <a:prstGeom prst="rect">
+                      <a:avLst/>
+                    </a:prstGeom>
+                    <a:noFill/>
+                    <a:ln>
+                      <a:noFill/>
+                    </a:ln>
+                  </pic:spPr>
+                </pic:pic>
+              </a:graphicData>
+            </a:graphic>
+          </wp:inline>
+        </w:drawing>
+      </w:r>
+    </w:p>
+    <w:p>
+      <w:r>
+        <w:drawing>
+          <wp:inline distT="0" distB="0" distL="114300" distR="114300">
+            <wp:extent cx="5268595" cy="2626360"/>
+            <wp:effectExtent l="0" t="0" r="8255" b="2540"/>
+            <wp:docPr id="20" name="图片 5"/>
+            <wp:cNvGraphicFramePr>
+              <a:graphicFrameLocks xmlns:a="http://schemas.openxmlformats.org/drawingml/2006/main" noChangeAspect="1"/>
+            </wp:cNvGraphicFramePr>
+            <a:graphic xmlns:a="http://schemas.openxmlformats.org/drawingml/2006/main">
+              <a:graphicData uri="http://schemas.openxmlformats.org/drawingml/2006/picture">
+                <pic:pic xmlns:pic="http://schemas.openxmlformats.org/drawingml/2006/picture">
+                  <pic:nvPicPr>
+                    <pic:cNvPr id="20" name="图片 5"/>
+                    <pic:cNvPicPr>
+                      <a:picLocks noChangeAspect="1"/>
+                    </pic:cNvPicPr>
+                  </pic:nvPicPr>
+                  <pic:blipFill>
+                    <a:blip r:embed="rId16"/>
+                    <a:stretch>
+                      <a:fillRect/>
+                    </a:stretch>
+                  </pic:blipFill>
+                  <pic:spPr>
+                    <a:xfrm>
+                      <a:off x="0" y="0"/>
+                      <a:ext cx="5268595" cy="2626360"/>
+                    </a:xfrm>
+                    <a:prstGeom prst="rect">
+                      <a:avLst/>
+                    </a:prstGeom>
+                    <a:noFill/>
+                    <a:ln>
+                      <a:noFill/>
+                    </a:ln>
+                  </pic:spPr>
+                </pic:pic>
+              </a:graphicData>
+            </a:graphic>
+          </wp:inline>
+        </w:drawing>
+      </w:r>
+    </w:p>
+    <w:p>
+      <w:pPr>
+        <w:rPr>
+          <w:rFonts w:hint="default"/>
+          <w:lang w:val="en-US" w:eastAsia="zh-CN"/>
+        </w:rPr>
+      </w:pPr>
+      <w:r>
+        <w:drawing>
+          <wp:inline distT="0" distB="0" distL="114300" distR="114300">
+            <wp:extent cx="5261610" cy="1075055"/>
+            <wp:effectExtent l="0" t="0" r="5715" b="1270"/>
+            <wp:docPr id="21" name="图片 6"/>
+            <wp:cNvGraphicFramePr>
+              <a:graphicFrameLocks xmlns:a="http://schemas.openxmlformats.org/drawingml/2006/main" noChangeAspect="1"/>
+            </wp:cNvGraphicFramePr>
+            <a:graphic xmlns:a="http://schemas.openxmlformats.org/drawingml/2006/main">
+              <a:graphicData uri="http://schemas.openxmlformats.org/drawingml/2006/picture">
+                <pic:pic xmlns:pic="http://schemas.openxmlformats.org/drawingml/2006/picture">
+                  <pic:nvPicPr>
+                    <pic:cNvPr id="21" name="图片 6"/>
+                    <pic:cNvPicPr>
+                      <a:picLocks noChangeAspect="1"/>
+                    </pic:cNvPicPr>
+                  </pic:nvPicPr>
+                  <pic:blipFill>
+                    <a:blip r:embed="rId17"/>
+                    <a:stretch>
+                      <a:fillRect/>
+                    </a:stretch>
+                  </pic:blipFill>
+                  <pic:spPr>
+                    <a:xfrm>
+                      <a:off x="0" y="0"/>
+                      <a:ext cx="5261610" cy="1075055"/>
+                    </a:xfrm>
+                    <a:prstGeom prst="rect">
+                      <a:avLst/>
+                    </a:prstGeom>
+                    <a:noFill/>
+                    <a:ln>
+                      <a:noFill/>
+                    </a:ln>
+                  </pic:spPr>
+                </pic:pic>
+              </a:graphicData>
+            </a:graphic>
+          </wp:inline>
+        </w:drawing>
+      </w:r>
+      <w:bookmarkStart w:id="0" w:name="_GoBack"/>
+      <w:bookmarkEnd w:id="0"/>
+    </w:p>
     <w:p/>
     <w:p>
       <w:pPr>
@@ -474,7 +774,7 @@
                     </pic:cNvPicPr>
                   </pic:nvPicPr>
                   <pic:blipFill>
-                    <a:blip r:embed="rId12"/>
+                    <a:blip r:embed="rId18"/>
                     <a:stretch>
                       <a:fillRect/>
                     </a:stretch>
@@ -556,7 +856,7 @@
                     </pic:cNvPicPr>
                   </pic:nvPicPr>
                   <pic:blipFill>
-                    <a:blip r:embed="rId13"/>
+                    <a:blip r:embed="rId19"/>
                     <a:stretch>
                       <a:fillRect/>
                     </a:stretch>
@@ -601,7 +901,7 @@
                     </pic:cNvPicPr>
                   </pic:nvPicPr>
                   <pic:blipFill>
-                    <a:blip r:embed="rId14"/>
+                    <a:blip r:embed="rId20"/>
                     <a:stretch>
                       <a:fillRect/>
                     </a:stretch>
@@ -668,7 +968,7 @@
                     </pic:cNvPicPr>
                   </pic:nvPicPr>
                   <pic:blipFill>
-                    <a:blip r:embed="rId15"/>
+                    <a:blip r:embed="rId21"/>
                     <a:stretch>
                       <a:fillRect/>
                     </a:stretch>
@@ -713,7 +1013,7 @@
                     </pic:cNvPicPr>
                   </pic:nvPicPr>
                   <pic:blipFill>
-                    <a:blip r:embed="rId16"/>
+                    <a:blip r:embed="rId22"/>
                     <a:stretch>
                       <a:fillRect/>
                     </a:stretch>
@@ -790,7 +1090,7 @@
                     </pic:cNvPicPr>
                   </pic:nvPicPr>
                   <pic:blipFill>
-                    <a:blip r:embed="rId17"/>
+                    <a:blip r:embed="rId23"/>
                     <a:stretch>
                       <a:fillRect/>
                     </a:stretch>
@@ -856,7 +1156,7 @@
                     </pic:cNvPicPr>
                   </pic:nvPicPr>
                   <pic:blipFill>
-                    <a:blip r:embed="rId18"/>
+                    <a:blip r:embed="rId24"/>
                     <a:stretch>
                       <a:fillRect/>
                     </a:stretch>
@@ -967,7 +1267,7 @@
     <w:lsdException w:qFormat="1" w:unhideWhenUsed="0" w:uiPriority="0" w:semiHidden="0" w:name="Title"/>
     <w:lsdException w:unhideWhenUsed="0" w:uiPriority="0" w:semiHidden="0" w:name="Closing"/>
     <w:lsdException w:unhideWhenUsed="0" w:uiPriority="0" w:semiHidden="0" w:name="Signature"/>
-    <w:lsdException w:unhideWhenUsed="0" w:uiPriority="0" w:name="Default Paragraph Font"/>
+    <w:lsdException w:qFormat="1" w:unhideWhenUsed="0" w:uiPriority="0" w:name="Default Paragraph Font"/>
     <w:lsdException w:unhideWhenUsed="0" w:uiPriority="0" w:semiHidden="0" w:name="Body Text"/>
     <w:lsdException w:unhideWhenUsed="0" w:uiPriority="0" w:semiHidden="0" w:name="Body Text Indent"/>
     <w:lsdException w:unhideWhenUsed="0" w:uiPriority="0" w:semiHidden="0" w:name="List Continue"/>
@@ -1170,6 +1470,7 @@
   <w:style w:type="character" w:default="1" w:styleId="3">
     <w:name w:val="Default Paragraph Font"/>
     <w:semiHidden/>
+    <w:qFormat/>
     <w:uiPriority w:val="0"/>
   </w:style>
   <w:style w:type="table" w:default="1" w:styleId="2">

--- a/leetcode/google/01题目解析(1-500).docx
+++ b/leetcode/google/01题目解析(1-500).docx
@@ -719,10 +719,232 @@
           </wp:inline>
         </w:drawing>
       </w:r>
+    </w:p>
+    <w:p>
+      <w:pPr>
+        <w:outlineLvl w:val="0"/>
+        <w:rPr>
+          <w:rFonts w:hint="default"/>
+          <w:lang w:val="en-US" w:eastAsia="zh-CN"/>
+        </w:rPr>
+      </w:pPr>
+      <w:r>
+        <w:rPr>
+          <w:rFonts w:hint="eastAsia"/>
+          <w:lang w:val="en-US" w:eastAsia="zh-CN"/>
+        </w:rPr>
+        <w:t>14.Longest Common Prefix</w:t>
+      </w:r>
+    </w:p>
+    <w:p>
+      <w:pPr>
+        <w:outlineLvl w:val="9"/>
+        <w:rPr>
+          <w:rFonts w:hint="eastAsia"/>
+          <w:lang w:val="en-US" w:eastAsia="zh-CN"/>
+        </w:rPr>
+      </w:pPr>
+      <w:r>
+        <w:rPr>
+          <w:rFonts w:hint="eastAsia"/>
+          <w:lang w:val="en-US" w:eastAsia="zh-CN"/>
+        </w:rPr>
+        <w:t>方法一：横向扫描</w:t>
+      </w:r>
+    </w:p>
+    <w:p>
+      <w:pPr>
+        <w:outlineLvl w:val="9"/>
+      </w:pPr>
+      <w:r>
+        <w:drawing>
+          <wp:inline distT="0" distB="0" distL="114300" distR="114300">
+            <wp:extent cx="5257800" cy="1313180"/>
+            <wp:effectExtent l="0" t="0" r="0" b="1270"/>
+            <wp:docPr id="22" name="图片 1"/>
+            <wp:cNvGraphicFramePr>
+              <a:graphicFrameLocks xmlns:a="http://schemas.openxmlformats.org/drawingml/2006/main" noChangeAspect="1"/>
+            </wp:cNvGraphicFramePr>
+            <a:graphic xmlns:a="http://schemas.openxmlformats.org/drawingml/2006/main">
+              <a:graphicData uri="http://schemas.openxmlformats.org/drawingml/2006/picture">
+                <pic:pic xmlns:pic="http://schemas.openxmlformats.org/drawingml/2006/picture">
+                  <pic:nvPicPr>
+                    <pic:cNvPr id="22" name="图片 1"/>
+                    <pic:cNvPicPr>
+                      <a:picLocks noChangeAspect="1"/>
+                    </pic:cNvPicPr>
+                  </pic:nvPicPr>
+                  <pic:blipFill>
+                    <a:blip r:embed="rId18"/>
+                    <a:stretch>
+                      <a:fillRect/>
+                    </a:stretch>
+                  </pic:blipFill>
+                  <pic:spPr>
+                    <a:xfrm>
+                      <a:off x="0" y="0"/>
+                      <a:ext cx="5257800" cy="1313180"/>
+                    </a:xfrm>
+                    <a:prstGeom prst="rect">
+                      <a:avLst/>
+                    </a:prstGeom>
+                    <a:noFill/>
+                    <a:ln>
+                      <a:noFill/>
+                    </a:ln>
+                  </pic:spPr>
+                </pic:pic>
+              </a:graphicData>
+            </a:graphic>
+          </wp:inline>
+        </w:drawing>
+      </w:r>
+    </w:p>
+    <w:p>
+      <w:pPr>
+        <w:outlineLvl w:val="9"/>
+      </w:pPr>
+      <w:r>
+        <w:drawing>
+          <wp:inline distT="0" distB="0" distL="114300" distR="114300">
+            <wp:extent cx="2095500" cy="2220595"/>
+            <wp:effectExtent l="0" t="0" r="0" b="8255"/>
+            <wp:docPr id="24" name="图片 3"/>
+            <wp:cNvGraphicFramePr>
+              <a:graphicFrameLocks xmlns:a="http://schemas.openxmlformats.org/drawingml/2006/main" noChangeAspect="1"/>
+            </wp:cNvGraphicFramePr>
+            <a:graphic xmlns:a="http://schemas.openxmlformats.org/drawingml/2006/main">
+              <a:graphicData uri="http://schemas.openxmlformats.org/drawingml/2006/picture">
+                <pic:pic xmlns:pic="http://schemas.openxmlformats.org/drawingml/2006/picture">
+                  <pic:nvPicPr>
+                    <pic:cNvPr id="24" name="图片 3"/>
+                    <pic:cNvPicPr>
+                      <a:picLocks noChangeAspect="1"/>
+                    </pic:cNvPicPr>
+                  </pic:nvPicPr>
+                  <pic:blipFill>
+                    <a:blip r:embed="rId19"/>
+                    <a:stretch>
+                      <a:fillRect/>
+                    </a:stretch>
+                  </pic:blipFill>
+                  <pic:spPr>
+                    <a:xfrm>
+                      <a:off x="0" y="0"/>
+                      <a:ext cx="2095500" cy="2220595"/>
+                    </a:xfrm>
+                    <a:prstGeom prst="rect">
+                      <a:avLst/>
+                    </a:prstGeom>
+                    <a:noFill/>
+                    <a:ln>
+                      <a:noFill/>
+                    </a:ln>
+                  </pic:spPr>
+                </pic:pic>
+              </a:graphicData>
+            </a:graphic>
+          </wp:inline>
+        </w:drawing>
+      </w:r>
       <w:bookmarkStart w:id="0" w:name="_GoBack"/>
+      <w:r>
+        <w:drawing>
+          <wp:inline distT="0" distB="0" distL="114300" distR="114300">
+            <wp:extent cx="5259070" cy="302260"/>
+            <wp:effectExtent l="0" t="0" r="8255" b="2540"/>
+            <wp:docPr id="25" name="图片 4"/>
+            <wp:cNvGraphicFramePr>
+              <a:graphicFrameLocks xmlns:a="http://schemas.openxmlformats.org/drawingml/2006/main" noChangeAspect="1"/>
+            </wp:cNvGraphicFramePr>
+            <a:graphic xmlns:a="http://schemas.openxmlformats.org/drawingml/2006/main">
+              <a:graphicData uri="http://schemas.openxmlformats.org/drawingml/2006/picture">
+                <pic:pic xmlns:pic="http://schemas.openxmlformats.org/drawingml/2006/picture">
+                  <pic:nvPicPr>
+                    <pic:cNvPr id="25" name="图片 4"/>
+                    <pic:cNvPicPr>
+                      <a:picLocks noChangeAspect="1"/>
+                    </pic:cNvPicPr>
+                  </pic:nvPicPr>
+                  <pic:blipFill>
+                    <a:blip r:embed="rId20"/>
+                    <a:stretch>
+                      <a:fillRect/>
+                    </a:stretch>
+                  </pic:blipFill>
+                  <pic:spPr>
+                    <a:xfrm>
+                      <a:off x="0" y="0"/>
+                      <a:ext cx="5259070" cy="302260"/>
+                    </a:xfrm>
+                    <a:prstGeom prst="rect">
+                      <a:avLst/>
+                    </a:prstGeom>
+                    <a:noFill/>
+                    <a:ln>
+                      <a:noFill/>
+                    </a:ln>
+                  </pic:spPr>
+                </pic:pic>
+              </a:graphicData>
+            </a:graphic>
+          </wp:inline>
+        </w:drawing>
+      </w:r>
       <w:bookmarkEnd w:id="0"/>
     </w:p>
-    <w:p/>
+    <w:p>
+      <w:pPr>
+        <w:outlineLvl w:val="9"/>
+        <w:rPr>
+          <w:rFonts w:hint="eastAsia"/>
+          <w:lang w:val="en-US" w:eastAsia="zh-CN"/>
+        </w:rPr>
+      </w:pPr>
+      <w:r>
+        <w:drawing>
+          <wp:inline distT="0" distB="0" distL="114300" distR="114300">
+            <wp:extent cx="5257800" cy="782955"/>
+            <wp:effectExtent l="0" t="0" r="0" b="7620"/>
+            <wp:docPr id="26" name="图片 5"/>
+            <wp:cNvGraphicFramePr>
+              <a:graphicFrameLocks xmlns:a="http://schemas.openxmlformats.org/drawingml/2006/main" noChangeAspect="1"/>
+            </wp:cNvGraphicFramePr>
+            <a:graphic xmlns:a="http://schemas.openxmlformats.org/drawingml/2006/main">
+              <a:graphicData uri="http://schemas.openxmlformats.org/drawingml/2006/picture">
+                <pic:pic xmlns:pic="http://schemas.openxmlformats.org/drawingml/2006/picture">
+                  <pic:nvPicPr>
+                    <pic:cNvPr id="26" name="图片 5"/>
+                    <pic:cNvPicPr>
+                      <a:picLocks noChangeAspect="1"/>
+                    </pic:cNvPicPr>
+                  </pic:nvPicPr>
+                  <pic:blipFill>
+                    <a:blip r:embed="rId21"/>
+                    <a:stretch>
+                      <a:fillRect/>
+                    </a:stretch>
+                  </pic:blipFill>
+                  <pic:spPr>
+                    <a:xfrm>
+                      <a:off x="0" y="0"/>
+                      <a:ext cx="5257800" cy="782955"/>
+                    </a:xfrm>
+                    <a:prstGeom prst="rect">
+                      <a:avLst/>
+                    </a:prstGeom>
+                    <a:noFill/>
+                    <a:ln>
+                      <a:noFill/>
+                    </a:ln>
+                  </pic:spPr>
+                </pic:pic>
+              </a:graphicData>
+            </a:graphic>
+          </wp:inline>
+        </w:drawing>
+      </w:r>
+    </w:p>
     <w:p>
       <w:pPr>
         <w:outlineLvl w:val="0"/>
@@ -774,7 +996,7 @@
                     </pic:cNvPicPr>
                   </pic:nvPicPr>
                   <pic:blipFill>
-                    <a:blip r:embed="rId18"/>
+                    <a:blip r:embed="rId22"/>
                     <a:stretch>
                       <a:fillRect/>
                     </a:stretch>
@@ -856,7 +1078,7 @@
                     </pic:cNvPicPr>
                   </pic:nvPicPr>
                   <pic:blipFill>
-                    <a:blip r:embed="rId19"/>
+                    <a:blip r:embed="rId23"/>
                     <a:stretch>
                       <a:fillRect/>
                     </a:stretch>
@@ -901,7 +1123,7 @@
                     </pic:cNvPicPr>
                   </pic:nvPicPr>
                   <pic:blipFill>
-                    <a:blip r:embed="rId20"/>
+                    <a:blip r:embed="rId24"/>
                     <a:stretch>
                       <a:fillRect/>
                     </a:stretch>
@@ -968,7 +1190,7 @@
                     </pic:cNvPicPr>
                   </pic:nvPicPr>
                   <pic:blipFill>
-                    <a:blip r:embed="rId21"/>
+                    <a:blip r:embed="rId25"/>
                     <a:stretch>
                       <a:fillRect/>
                     </a:stretch>
@@ -1013,7 +1235,7 @@
                     </pic:cNvPicPr>
                   </pic:nvPicPr>
                   <pic:blipFill>
-                    <a:blip r:embed="rId22"/>
+                    <a:blip r:embed="rId26"/>
                     <a:stretch>
                       <a:fillRect/>
                     </a:stretch>
@@ -1090,7 +1312,7 @@
                     </pic:cNvPicPr>
                   </pic:nvPicPr>
                   <pic:blipFill>
-                    <a:blip r:embed="rId23"/>
+                    <a:blip r:embed="rId27"/>
                     <a:stretch>
                       <a:fillRect/>
                     </a:stretch>
@@ -1156,7 +1378,7 @@
                     </pic:cNvPicPr>
                   </pic:nvPicPr>
                   <pic:blipFill>
-                    <a:blip r:embed="rId24"/>
+                    <a:blip r:embed="rId28"/>
                     <a:stretch>
                       <a:fillRect/>
                     </a:stretch>

--- a/leetcode/google/01题目解析(1-500).docx
+++ b/leetcode/google/01题目解析(1-500).docx
@@ -733,7 +733,7 @@
           <w:rFonts w:hint="eastAsia"/>
           <w:lang w:val="en-US" w:eastAsia="zh-CN"/>
         </w:rPr>
-        <w:t>14.Longest Common Prefix</w:t>
+        <w:t>14.Longest Common Prefix(稍后再看)</w:t>
       </w:r>
     </w:p>
     <w:p>
@@ -847,7 +847,6 @@
           </wp:inline>
         </w:drawing>
       </w:r>
-      <w:bookmarkStart w:id="0" w:name="_GoBack"/>
       <w:r>
         <w:drawing>
           <wp:inline distT="0" distB="0" distL="114300" distR="114300">
@@ -891,15 +890,10 @@
           </wp:inline>
         </w:drawing>
       </w:r>
-      <w:bookmarkEnd w:id="0"/>
     </w:p>
     <w:p>
       <w:pPr>
         <w:outlineLvl w:val="9"/>
-        <w:rPr>
-          <w:rFonts w:hint="eastAsia"/>
-          <w:lang w:val="en-US" w:eastAsia="zh-CN"/>
-        </w:rPr>
       </w:pPr>
       <w:r>
         <w:drawing>
@@ -947,6 +941,124 @@
     </w:p>
     <w:p>
       <w:pPr>
+        <w:outlineLvl w:val="9"/>
+        <w:rPr>
+          <w:rFonts w:hint="eastAsia"/>
+          <w:lang w:val="en-US" w:eastAsia="zh-CN"/>
+        </w:rPr>
+      </w:pPr>
+      <w:r>
+        <w:rPr>
+          <w:rFonts w:hint="eastAsia"/>
+          <w:lang w:val="en-US" w:eastAsia="zh-CN"/>
+        </w:rPr>
+        <w:t>20.Valid Parentheses</w:t>
+      </w:r>
+    </w:p>
+    <w:p>
+      <w:pPr>
+        <w:outlineLvl w:val="9"/>
+      </w:pPr>
+      <w:r>
+        <w:drawing>
+          <wp:inline distT="0" distB="0" distL="114300" distR="114300">
+            <wp:extent cx="5268595" cy="1761490"/>
+            <wp:effectExtent l="0" t="0" r="8255" b="635"/>
+            <wp:docPr id="23" name="图片 1"/>
+            <wp:cNvGraphicFramePr>
+              <a:graphicFrameLocks xmlns:a="http://schemas.openxmlformats.org/drawingml/2006/main" noChangeAspect="1"/>
+            </wp:cNvGraphicFramePr>
+            <a:graphic xmlns:a="http://schemas.openxmlformats.org/drawingml/2006/main">
+              <a:graphicData uri="http://schemas.openxmlformats.org/drawingml/2006/picture">
+                <pic:pic xmlns:pic="http://schemas.openxmlformats.org/drawingml/2006/picture">
+                  <pic:nvPicPr>
+                    <pic:cNvPr id="23" name="图片 1"/>
+                    <pic:cNvPicPr>
+                      <a:picLocks noChangeAspect="1"/>
+                    </pic:cNvPicPr>
+                  </pic:nvPicPr>
+                  <pic:blipFill>
+                    <a:blip r:embed="rId22"/>
+                    <a:stretch>
+                      <a:fillRect/>
+                    </a:stretch>
+                  </pic:blipFill>
+                  <pic:spPr>
+                    <a:xfrm>
+                      <a:off x="0" y="0"/>
+                      <a:ext cx="5268595" cy="1761490"/>
+                    </a:xfrm>
+                    <a:prstGeom prst="rect">
+                      <a:avLst/>
+                    </a:prstGeom>
+                    <a:noFill/>
+                    <a:ln>
+                      <a:noFill/>
+                    </a:ln>
+                  </pic:spPr>
+                </pic:pic>
+              </a:graphicData>
+            </a:graphic>
+          </wp:inline>
+        </w:drawing>
+      </w:r>
+    </w:p>
+    <w:p>
+      <w:pPr>
+        <w:outlineLvl w:val="9"/>
+        <w:rPr>
+          <w:rFonts w:hint="default"/>
+          <w:lang w:val="en-US" w:eastAsia="zh-CN"/>
+        </w:rPr>
+      </w:pPr>
+      <w:r>
+        <w:drawing>
+          <wp:inline distT="0" distB="0" distL="114300" distR="114300">
+            <wp:extent cx="5265420" cy="831850"/>
+            <wp:effectExtent l="0" t="0" r="1905" b="6350"/>
+            <wp:docPr id="27" name="图片 2"/>
+            <wp:cNvGraphicFramePr>
+              <a:graphicFrameLocks xmlns:a="http://schemas.openxmlformats.org/drawingml/2006/main" noChangeAspect="1"/>
+            </wp:cNvGraphicFramePr>
+            <a:graphic xmlns:a="http://schemas.openxmlformats.org/drawingml/2006/main">
+              <a:graphicData uri="http://schemas.openxmlformats.org/drawingml/2006/picture">
+                <pic:pic xmlns:pic="http://schemas.openxmlformats.org/drawingml/2006/picture">
+                  <pic:nvPicPr>
+                    <pic:cNvPr id="27" name="图片 2"/>
+                    <pic:cNvPicPr>
+                      <a:picLocks noChangeAspect="1"/>
+                    </pic:cNvPicPr>
+                  </pic:nvPicPr>
+                  <pic:blipFill>
+                    <a:blip r:embed="rId23"/>
+                    <a:stretch>
+                      <a:fillRect/>
+                    </a:stretch>
+                  </pic:blipFill>
+                  <pic:spPr>
+                    <a:xfrm>
+                      <a:off x="0" y="0"/>
+                      <a:ext cx="5265420" cy="831850"/>
+                    </a:xfrm>
+                    <a:prstGeom prst="rect">
+                      <a:avLst/>
+                    </a:prstGeom>
+                    <a:noFill/>
+                    <a:ln>
+                      <a:noFill/>
+                    </a:ln>
+                  </pic:spPr>
+                </pic:pic>
+              </a:graphicData>
+            </a:graphic>
+          </wp:inline>
+        </w:drawing>
+      </w:r>
+      <w:bookmarkStart w:id="0" w:name="_GoBack"/>
+      <w:bookmarkEnd w:id="0"/>
+    </w:p>
+    <w:p>
+      <w:pPr>
         <w:outlineLvl w:val="0"/>
         <w:rPr>
           <w:rFonts w:hint="default"/>
@@ -996,7 +1108,7 @@
                     </pic:cNvPicPr>
                   </pic:nvPicPr>
                   <pic:blipFill>
-                    <a:blip r:embed="rId22"/>
+                    <a:blip r:embed="rId24"/>
                     <a:stretch>
                       <a:fillRect/>
                     </a:stretch>
@@ -1078,7 +1190,7 @@
                     </pic:cNvPicPr>
                   </pic:nvPicPr>
                   <pic:blipFill>
-                    <a:blip r:embed="rId23"/>
+                    <a:blip r:embed="rId25"/>
                     <a:stretch>
                       <a:fillRect/>
                     </a:stretch>
@@ -1123,7 +1235,7 @@
                     </pic:cNvPicPr>
                   </pic:nvPicPr>
                   <pic:blipFill>
-                    <a:blip r:embed="rId24"/>
+                    <a:blip r:embed="rId26"/>
                     <a:stretch>
                       <a:fillRect/>
                     </a:stretch>
@@ -1190,7 +1302,7 @@
                     </pic:cNvPicPr>
                   </pic:nvPicPr>
                   <pic:blipFill>
-                    <a:blip r:embed="rId25"/>
+                    <a:blip r:embed="rId27"/>
                     <a:stretch>
                       <a:fillRect/>
                     </a:stretch>
@@ -1235,7 +1347,7 @@
                     </pic:cNvPicPr>
                   </pic:nvPicPr>
                   <pic:blipFill>
-                    <a:blip r:embed="rId26"/>
+                    <a:blip r:embed="rId28"/>
                     <a:stretch>
                       <a:fillRect/>
                     </a:stretch>
@@ -1312,7 +1424,7 @@
                     </pic:cNvPicPr>
                   </pic:nvPicPr>
                   <pic:blipFill>
-                    <a:blip r:embed="rId27"/>
+                    <a:blip r:embed="rId29"/>
                     <a:stretch>
                       <a:fillRect/>
                     </a:stretch>
@@ -1378,7 +1490,7 @@
                     </pic:cNvPicPr>
                   </pic:nvPicPr>
                   <pic:blipFill>
-                    <a:blip r:embed="rId28"/>
+                    <a:blip r:embed="rId30"/>
                     <a:stretch>
                       <a:fillRect/>
                     </a:stretch>

--- a/leetcode/google/01题目解析(1-500).docx
+++ b/leetcode/google/01题目解析(1-500).docx
@@ -941,7 +941,7 @@
     </w:p>
     <w:p>
       <w:pPr>
-        <w:outlineLvl w:val="9"/>
+        <w:outlineLvl w:val="0"/>
         <w:rPr>
           <w:rFonts w:hint="eastAsia"/>
           <w:lang w:val="en-US" w:eastAsia="zh-CN"/>
@@ -1054,6 +1054,218 @@
           </wp:inline>
         </w:drawing>
       </w:r>
+    </w:p>
+    <w:p>
+      <w:pPr>
+        <w:outlineLvl w:val="0"/>
+        <w:rPr>
+          <w:rFonts w:hint="eastAsia"/>
+          <w:lang w:val="en-US" w:eastAsia="zh-CN"/>
+        </w:rPr>
+      </w:pPr>
+      <w:r>
+        <w:rPr>
+          <w:rFonts w:hint="eastAsia"/>
+          <w:lang w:val="en-US" w:eastAsia="zh-CN"/>
+        </w:rPr>
+        <w:t>21.Merge Two Sorted Lists</w:t>
+      </w:r>
+    </w:p>
+    <w:p>
+      <w:pPr>
+        <w:outlineLvl w:val="9"/>
+      </w:pPr>
+      <w:r>
+        <w:drawing>
+          <wp:inline distT="0" distB="0" distL="114300" distR="114300">
+            <wp:extent cx="5263515" cy="2048510"/>
+            <wp:effectExtent l="0" t="0" r="3810" b="8890"/>
+            <wp:docPr id="28" name="图片 1"/>
+            <wp:cNvGraphicFramePr>
+              <a:graphicFrameLocks xmlns:a="http://schemas.openxmlformats.org/drawingml/2006/main" noChangeAspect="1"/>
+            </wp:cNvGraphicFramePr>
+            <a:graphic xmlns:a="http://schemas.openxmlformats.org/drawingml/2006/main">
+              <a:graphicData uri="http://schemas.openxmlformats.org/drawingml/2006/picture">
+                <pic:pic xmlns:pic="http://schemas.openxmlformats.org/drawingml/2006/picture">
+                  <pic:nvPicPr>
+                    <pic:cNvPr id="28" name="图片 1"/>
+                    <pic:cNvPicPr>
+                      <a:picLocks noChangeAspect="1"/>
+                    </pic:cNvPicPr>
+                  </pic:nvPicPr>
+                  <pic:blipFill>
+                    <a:blip r:embed="rId24"/>
+                    <a:stretch>
+                      <a:fillRect/>
+                    </a:stretch>
+                  </pic:blipFill>
+                  <pic:spPr>
+                    <a:xfrm>
+                      <a:off x="0" y="0"/>
+                      <a:ext cx="5263515" cy="2048510"/>
+                    </a:xfrm>
+                    <a:prstGeom prst="rect">
+                      <a:avLst/>
+                    </a:prstGeom>
+                    <a:noFill/>
+                    <a:ln>
+                      <a:noFill/>
+                    </a:ln>
+                  </pic:spPr>
+                </pic:pic>
+              </a:graphicData>
+            </a:graphic>
+          </wp:inline>
+        </w:drawing>
+      </w:r>
+    </w:p>
+    <w:p>
+      <w:pPr>
+        <w:outlineLvl w:val="9"/>
+      </w:pPr>
+      <w:r>
+        <w:drawing>
+          <wp:inline distT="0" distB="0" distL="114300" distR="114300">
+            <wp:extent cx="5271135" cy="1101725"/>
+            <wp:effectExtent l="0" t="0" r="5715" b="3175"/>
+            <wp:docPr id="29" name="图片 2"/>
+            <wp:cNvGraphicFramePr>
+              <a:graphicFrameLocks xmlns:a="http://schemas.openxmlformats.org/drawingml/2006/main" noChangeAspect="1"/>
+            </wp:cNvGraphicFramePr>
+            <a:graphic xmlns:a="http://schemas.openxmlformats.org/drawingml/2006/main">
+              <a:graphicData uri="http://schemas.openxmlformats.org/drawingml/2006/picture">
+                <pic:pic xmlns:pic="http://schemas.openxmlformats.org/drawingml/2006/picture">
+                  <pic:nvPicPr>
+                    <pic:cNvPr id="29" name="图片 2"/>
+                    <pic:cNvPicPr>
+                      <a:picLocks noChangeAspect="1"/>
+                    </pic:cNvPicPr>
+                  </pic:nvPicPr>
+                  <pic:blipFill>
+                    <a:blip r:embed="rId25"/>
+                    <a:stretch>
+                      <a:fillRect/>
+                    </a:stretch>
+                  </pic:blipFill>
+                  <pic:spPr>
+                    <a:xfrm>
+                      <a:off x="0" y="0"/>
+                      <a:ext cx="5271135" cy="1101725"/>
+                    </a:xfrm>
+                    <a:prstGeom prst="rect">
+                      <a:avLst/>
+                    </a:prstGeom>
+                    <a:noFill/>
+                    <a:ln>
+                      <a:noFill/>
+                    </a:ln>
+                  </pic:spPr>
+                </pic:pic>
+              </a:graphicData>
+            </a:graphic>
+          </wp:inline>
+        </w:drawing>
+      </w:r>
+    </w:p>
+    <w:p>
+      <w:pPr>
+        <w:outlineLvl w:val="9"/>
+      </w:pPr>
+      <w:r>
+        <w:drawing>
+          <wp:inline distT="0" distB="0" distL="114300" distR="114300">
+            <wp:extent cx="5259070" cy="2206625"/>
+            <wp:effectExtent l="0" t="0" r="8255" b="3175"/>
+            <wp:docPr id="30" name="图片 3"/>
+            <wp:cNvGraphicFramePr>
+              <a:graphicFrameLocks xmlns:a="http://schemas.openxmlformats.org/drawingml/2006/main" noChangeAspect="1"/>
+            </wp:cNvGraphicFramePr>
+            <a:graphic xmlns:a="http://schemas.openxmlformats.org/drawingml/2006/main">
+              <a:graphicData uri="http://schemas.openxmlformats.org/drawingml/2006/picture">
+                <pic:pic xmlns:pic="http://schemas.openxmlformats.org/drawingml/2006/picture">
+                  <pic:nvPicPr>
+                    <pic:cNvPr id="30" name="图片 3"/>
+                    <pic:cNvPicPr>
+                      <a:picLocks noChangeAspect="1"/>
+                    </pic:cNvPicPr>
+                  </pic:nvPicPr>
+                  <pic:blipFill>
+                    <a:blip r:embed="rId26"/>
+                    <a:stretch>
+                      <a:fillRect/>
+                    </a:stretch>
+                  </pic:blipFill>
+                  <pic:spPr>
+                    <a:xfrm>
+                      <a:off x="0" y="0"/>
+                      <a:ext cx="5259070" cy="2206625"/>
+                    </a:xfrm>
+                    <a:prstGeom prst="rect">
+                      <a:avLst/>
+                    </a:prstGeom>
+                    <a:noFill/>
+                    <a:ln>
+                      <a:noFill/>
+                    </a:ln>
+                  </pic:spPr>
+                </pic:pic>
+              </a:graphicData>
+            </a:graphic>
+          </wp:inline>
+        </w:drawing>
+      </w:r>
+    </w:p>
+    <w:p>
+      <w:pPr>
+        <w:outlineLvl w:val="9"/>
+        <w:rPr>
+          <w:rFonts w:hint="default"/>
+          <w:lang w:val="en-US" w:eastAsia="zh-CN"/>
+        </w:rPr>
+      </w:pPr>
+      <w:r>
+        <w:drawing>
+          <wp:inline distT="0" distB="0" distL="114300" distR="114300">
+            <wp:extent cx="5267325" cy="1012825"/>
+            <wp:effectExtent l="0" t="0" r="0" b="6350"/>
+            <wp:docPr id="31" name="图片 4"/>
+            <wp:cNvGraphicFramePr>
+              <a:graphicFrameLocks xmlns:a="http://schemas.openxmlformats.org/drawingml/2006/main" noChangeAspect="1"/>
+            </wp:cNvGraphicFramePr>
+            <a:graphic xmlns:a="http://schemas.openxmlformats.org/drawingml/2006/main">
+              <a:graphicData uri="http://schemas.openxmlformats.org/drawingml/2006/picture">
+                <pic:pic xmlns:pic="http://schemas.openxmlformats.org/drawingml/2006/picture">
+                  <pic:nvPicPr>
+                    <pic:cNvPr id="31" name="图片 4"/>
+                    <pic:cNvPicPr>
+                      <a:picLocks noChangeAspect="1"/>
+                    </pic:cNvPicPr>
+                  </pic:nvPicPr>
+                  <pic:blipFill>
+                    <a:blip r:embed="rId27"/>
+                    <a:stretch>
+                      <a:fillRect/>
+                    </a:stretch>
+                  </pic:blipFill>
+                  <pic:spPr>
+                    <a:xfrm>
+                      <a:off x="0" y="0"/>
+                      <a:ext cx="5267325" cy="1012825"/>
+                    </a:xfrm>
+                    <a:prstGeom prst="rect">
+                      <a:avLst/>
+                    </a:prstGeom>
+                    <a:noFill/>
+                    <a:ln>
+                      <a:noFill/>
+                    </a:ln>
+                  </pic:spPr>
+                </pic:pic>
+              </a:graphicData>
+            </a:graphic>
+          </wp:inline>
+        </w:drawing>
+      </w:r>
       <w:bookmarkStart w:id="0" w:name="_GoBack"/>
       <w:bookmarkEnd w:id="0"/>
     </w:p>
@@ -1108,7 +1320,7 @@
                     </pic:cNvPicPr>
                   </pic:nvPicPr>
                   <pic:blipFill>
-                    <a:blip r:embed="rId24"/>
+                    <a:blip r:embed="rId28"/>
                     <a:stretch>
                       <a:fillRect/>
                     </a:stretch>
@@ -1190,7 +1402,7 @@
                     </pic:cNvPicPr>
                   </pic:nvPicPr>
                   <pic:blipFill>
-                    <a:blip r:embed="rId25"/>
+                    <a:blip r:embed="rId29"/>
                     <a:stretch>
                       <a:fillRect/>
                     </a:stretch>
@@ -1235,7 +1447,7 @@
                     </pic:cNvPicPr>
                   </pic:nvPicPr>
                   <pic:blipFill>
-                    <a:blip r:embed="rId26"/>
+                    <a:blip r:embed="rId30"/>
                     <a:stretch>
                       <a:fillRect/>
                     </a:stretch>
@@ -1302,7 +1514,7 @@
                     </pic:cNvPicPr>
                   </pic:nvPicPr>
                   <pic:blipFill>
-                    <a:blip r:embed="rId27"/>
+                    <a:blip r:embed="rId31"/>
                     <a:stretch>
                       <a:fillRect/>
                     </a:stretch>
@@ -1347,7 +1559,7 @@
                     </pic:cNvPicPr>
                   </pic:nvPicPr>
                   <pic:blipFill>
-                    <a:blip r:embed="rId28"/>
+                    <a:blip r:embed="rId32"/>
                     <a:stretch>
                       <a:fillRect/>
                     </a:stretch>
@@ -1424,7 +1636,7 @@
                     </pic:cNvPicPr>
                   </pic:nvPicPr>
                   <pic:blipFill>
-                    <a:blip r:embed="rId29"/>
+                    <a:blip r:embed="rId33"/>
                     <a:stretch>
                       <a:fillRect/>
                     </a:stretch>
@@ -1490,7 +1702,7 @@
                     </pic:cNvPicPr>
                   </pic:nvPicPr>
                   <pic:blipFill>
-                    <a:blip r:embed="rId30"/>
+                    <a:blip r:embed="rId34"/>
                     <a:stretch>
                       <a:fillRect/>
                     </a:stretch>

--- a/leetcode/google/01题目解析(1-500).docx
+++ b/leetcode/google/01题目解析(1-500).docx
@@ -1266,8 +1266,6 @@
           </wp:inline>
         </w:drawing>
       </w:r>
-      <w:bookmarkStart w:id="0" w:name="_GoBack"/>
-      <w:bookmarkEnd w:id="0"/>
     </w:p>
     <w:p>
       <w:pPr>
@@ -1677,12 +1675,6 @@
       </w:r>
     </w:p>
     <w:p>
-      <w:pPr>
-        <w:rPr>
-          <w:rFonts w:hint="default"/>
-          <w:lang w:val="en-US" w:eastAsia="zh-CN"/>
-        </w:rPr>
-      </w:pPr>
       <w:r>
         <w:drawing>
           <wp:inline distT="0" distB="0" distL="114300" distR="114300">
@@ -1726,6 +1718,136 @@
           </wp:inline>
         </w:drawing>
       </w:r>
+    </w:p>
+    <w:p>
+      <w:pPr>
+        <w:rPr>
+          <w:rFonts w:hint="eastAsia"/>
+          <w:lang w:val="en-US" w:eastAsia="zh-CN"/>
+        </w:rPr>
+      </w:pPr>
+      <w:r>
+        <w:rPr>
+          <w:rFonts w:hint="eastAsia"/>
+          <w:lang w:val="en-US" w:eastAsia="zh-CN"/>
+        </w:rPr>
+        <w:t>121.Best Time to Buy and Sell Stock</w:t>
+      </w:r>
+    </w:p>
+    <w:p>
+      <w:pPr>
+        <w:rPr>
+          <w:rFonts w:hint="default"/>
+          <w:lang w:val="en-US" w:eastAsia="zh-CN"/>
+        </w:rPr>
+      </w:pPr>
+      <w:r>
+        <w:rPr>
+          <w:rFonts w:hint="eastAsia"/>
+          <w:lang w:val="en-US" w:eastAsia="zh-CN"/>
+        </w:rPr>
+        <w:t>一次遍历</w:t>
+      </w:r>
+    </w:p>
+    <w:p>
+      <w:r>
+        <w:drawing>
+          <wp:inline distT="0" distB="0" distL="114300" distR="114300">
+            <wp:extent cx="5271135" cy="1191260"/>
+            <wp:effectExtent l="0" t="0" r="5715" b="8890"/>
+            <wp:docPr id="32" name="图片 1"/>
+            <wp:cNvGraphicFramePr>
+              <a:graphicFrameLocks xmlns:a="http://schemas.openxmlformats.org/drawingml/2006/main" noChangeAspect="1"/>
+            </wp:cNvGraphicFramePr>
+            <a:graphic xmlns:a="http://schemas.openxmlformats.org/drawingml/2006/main">
+              <a:graphicData uri="http://schemas.openxmlformats.org/drawingml/2006/picture">
+                <pic:pic xmlns:pic="http://schemas.openxmlformats.org/drawingml/2006/picture">
+                  <pic:nvPicPr>
+                    <pic:cNvPr id="32" name="图片 1"/>
+                    <pic:cNvPicPr>
+                      <a:picLocks noChangeAspect="1"/>
+                    </pic:cNvPicPr>
+                  </pic:nvPicPr>
+                  <pic:blipFill>
+                    <a:blip r:embed="rId35"/>
+                    <a:stretch>
+                      <a:fillRect/>
+                    </a:stretch>
+                  </pic:blipFill>
+                  <pic:spPr>
+                    <a:xfrm>
+                      <a:off x="0" y="0"/>
+                      <a:ext cx="5271135" cy="1191260"/>
+                    </a:xfrm>
+                    <a:prstGeom prst="rect">
+                      <a:avLst/>
+                    </a:prstGeom>
+                    <a:noFill/>
+                    <a:ln>
+                      <a:noFill/>
+                    </a:ln>
+                  </pic:spPr>
+                </pic:pic>
+              </a:graphicData>
+            </a:graphic>
+          </wp:inline>
+        </w:drawing>
+      </w:r>
+    </w:p>
+    <w:p>
+      <w:r>
+        <w:drawing>
+          <wp:inline distT="0" distB="0" distL="114300" distR="114300">
+            <wp:extent cx="2070100" cy="628015"/>
+            <wp:effectExtent l="0" t="0" r="6350" b="635"/>
+            <wp:docPr id="33" name="图片 2"/>
+            <wp:cNvGraphicFramePr>
+              <a:graphicFrameLocks xmlns:a="http://schemas.openxmlformats.org/drawingml/2006/main" noChangeAspect="1"/>
+            </wp:cNvGraphicFramePr>
+            <a:graphic xmlns:a="http://schemas.openxmlformats.org/drawingml/2006/main">
+              <a:graphicData uri="http://schemas.openxmlformats.org/drawingml/2006/picture">
+                <pic:pic xmlns:pic="http://schemas.openxmlformats.org/drawingml/2006/picture">
+                  <pic:nvPicPr>
+                    <pic:cNvPr id="33" name="图片 2"/>
+                    <pic:cNvPicPr>
+                      <a:picLocks noChangeAspect="1"/>
+                    </pic:cNvPicPr>
+                  </pic:nvPicPr>
+                  <pic:blipFill>
+                    <a:blip r:embed="rId36"/>
+                    <a:stretch>
+                      <a:fillRect/>
+                    </a:stretch>
+                  </pic:blipFill>
+                  <pic:spPr>
+                    <a:xfrm>
+                      <a:off x="0" y="0"/>
+                      <a:ext cx="2070100" cy="628015"/>
+                    </a:xfrm>
+                    <a:prstGeom prst="rect">
+                      <a:avLst/>
+                    </a:prstGeom>
+                    <a:noFill/>
+                    <a:ln>
+                      <a:noFill/>
+                    </a:ln>
+                  </pic:spPr>
+                </pic:pic>
+              </a:graphicData>
+            </a:graphic>
+          </wp:inline>
+        </w:drawing>
+      </w:r>
+      <w:bookmarkStart w:id="0" w:name="_GoBack"/>
+      <w:bookmarkEnd w:id="0"/>
+    </w:p>
+    <w:p>
+      <w:pPr>
+        <w:rPr>
+          <w:rFonts w:hint="default"/>
+          <w:lang w:val="en-US" w:eastAsia="zh-CN"/>
+        </w:rPr>
+      </w:pPr>
     </w:p>
     <w:sectPr>
       <w:pgSz w:w="11906" w:h="16838"/>

--- a/leetcode/google/01题目解析(1-500).docx
+++ b/leetcode/google/01题目解析(1-500).docx
@@ -1721,6 +1721,7 @@
     </w:p>
     <w:p>
       <w:pPr>
+        <w:outlineLvl w:val="0"/>
         <w:rPr>
           <w:rFonts w:hint="eastAsia"/>
           <w:lang w:val="en-US" w:eastAsia="zh-CN"/>
@@ -1838,16 +1839,392 @@
           </wp:inline>
         </w:drawing>
       </w:r>
+    </w:p>
+    <w:p>
+      <w:pPr>
+        <w:outlineLvl w:val="0"/>
+        <w:rPr>
+          <w:rFonts w:hint="eastAsia"/>
+          <w:lang w:val="en-US" w:eastAsia="zh-CN"/>
+        </w:rPr>
+      </w:pPr>
+      <w:r>
+        <w:rPr>
+          <w:rFonts w:hint="eastAsia"/>
+          <w:lang w:val="en-US" w:eastAsia="zh-CN"/>
+        </w:rPr>
+        <w:t>125.Valid Palindrome</w:t>
+      </w:r>
       <w:bookmarkStart w:id="0" w:name="_GoBack"/>
       <w:bookmarkEnd w:id="0"/>
     </w:p>
     <w:p>
       <w:pPr>
         <w:rPr>
-          <w:rFonts w:hint="default"/>
-          <w:lang w:val="en-US" w:eastAsia="zh-CN"/>
-        </w:rPr>
-      </w:pPr>
+          <w:rFonts w:hint="eastAsia"/>
+          <w:lang w:val="en-US" w:eastAsia="zh-CN"/>
+        </w:rPr>
+      </w:pPr>
+      <w:r>
+        <w:rPr>
+          <w:rFonts w:hint="default"/>
+          <w:lang w:val="en-US" w:eastAsia="zh-CN"/>
+        </w:rPr>
+        <w:t>方法一：筛选+判断</w:t>
+      </w:r>
+      <w:r>
+        <w:rPr>
+          <w:rFonts w:hint="eastAsia"/>
+          <w:lang w:val="en-US" w:eastAsia="zh-CN"/>
+        </w:rPr>
+        <w:t>(单纯使用API)</w:t>
+      </w:r>
+    </w:p>
+    <w:p>
+      <w:pPr>
+        <w:rPr>
+          <w:rFonts w:hint="default"/>
+          <w:lang w:val="en-US" w:eastAsia="zh-CN"/>
+        </w:rPr>
+      </w:pPr>
+      <w:r>
+        <w:rPr>
+          <w:rFonts w:hint="default"/>
+          <w:lang w:val="en-US" w:eastAsia="zh-CN"/>
+        </w:rPr>
+        <w:t>最简单的方法是对字符串s进行一次遍历，并将其中的字母和数字字符进行保留，放在另一个字符串sgood中。这样我们只需要判断sgood是否是一个普通的回文串即可。</w:t>
+      </w:r>
+    </w:p>
+    <w:p>
+      <w:pPr>
+        <w:rPr>
+          <w:rFonts w:hint="default"/>
+          <w:lang w:val="en-US" w:eastAsia="zh-CN"/>
+        </w:rPr>
+      </w:pPr>
+      <w:r>
+        <w:rPr>
+          <w:rFonts w:hint="default"/>
+          <w:lang w:val="en-US" w:eastAsia="zh-CN"/>
+        </w:rPr>
+        <w:t>使用语言中的字符串翻转API得到sgood的逆序字符串sgood_rev，只要这两个字符串相同，那么sgood就是回文串。</w:t>
+      </w:r>
+    </w:p>
+    <w:p>
+      <w:r>
+        <w:drawing>
+          <wp:inline distT="0" distB="0" distL="114300" distR="114300">
+            <wp:extent cx="5264150" cy="822960"/>
+            <wp:effectExtent l="0" t="0" r="3175" b="5715"/>
+            <wp:docPr id="34" name="图片 1"/>
+            <wp:cNvGraphicFramePr>
+              <a:graphicFrameLocks xmlns:a="http://schemas.openxmlformats.org/drawingml/2006/main" noChangeAspect="1"/>
+            </wp:cNvGraphicFramePr>
+            <a:graphic xmlns:a="http://schemas.openxmlformats.org/drawingml/2006/main">
+              <a:graphicData uri="http://schemas.openxmlformats.org/drawingml/2006/picture">
+                <pic:pic xmlns:pic="http://schemas.openxmlformats.org/drawingml/2006/picture">
+                  <pic:nvPicPr>
+                    <pic:cNvPr id="34" name="图片 1"/>
+                    <pic:cNvPicPr>
+                      <a:picLocks noChangeAspect="1"/>
+                    </pic:cNvPicPr>
+                  </pic:nvPicPr>
+                  <pic:blipFill>
+                    <a:blip r:embed="rId37"/>
+                    <a:stretch>
+                      <a:fillRect/>
+                    </a:stretch>
+                  </pic:blipFill>
+                  <pic:spPr>
+                    <a:xfrm>
+                      <a:off x="0" y="0"/>
+                      <a:ext cx="5264150" cy="822960"/>
+                    </a:xfrm>
+                    <a:prstGeom prst="rect">
+                      <a:avLst/>
+                    </a:prstGeom>
+                    <a:noFill/>
+                    <a:ln>
+                      <a:noFill/>
+                    </a:ln>
+                  </pic:spPr>
+                </pic:pic>
+              </a:graphicData>
+            </a:graphic>
+          </wp:inline>
+        </w:drawing>
+      </w:r>
+    </w:p>
+    <w:p>
+      <w:pPr>
+        <w:rPr>
+          <w:rFonts w:hint="default"/>
+          <w:lang w:val="en-US" w:eastAsia="zh-CN"/>
+        </w:rPr>
+      </w:pPr>
+      <w:r>
+        <w:rPr>
+          <w:rFonts w:hint="default"/>
+          <w:lang w:val="en-US" w:eastAsia="zh-CN"/>
+        </w:rPr>
+        <w:t>方法二：在原字符串上</w:t>
+      </w:r>
+      <w:r>
+        <w:rPr>
+          <w:rFonts w:hint="eastAsia"/>
+          <w:lang w:val="en-US" w:eastAsia="zh-CN"/>
+        </w:rPr>
+        <w:t>使用双指针</w:t>
+      </w:r>
+      <w:r>
+        <w:rPr>
+          <w:rFonts w:hint="default"/>
+          <w:lang w:val="en-US" w:eastAsia="zh-CN"/>
+        </w:rPr>
+        <w:t>直接判断</w:t>
+      </w:r>
+    </w:p>
+    <w:p>
+      <w:pPr>
+        <w:rPr>
+          <w:rFonts w:hint="default"/>
+          <w:lang w:val="en-US" w:eastAsia="zh-CN"/>
+        </w:rPr>
+      </w:pPr>
+      <w:r>
+        <w:rPr>
+          <w:rFonts w:hint="default"/>
+          <w:lang w:val="en-US" w:eastAsia="zh-CN"/>
+        </w:rPr>
+        <w:t>我们直接在原字符串s上使用双指针。在移动任意一个指针时，需要不断地向另一指针的方向移动，直到遇到一个字母或数字字符，或者两指针重合为止。也就是说，我们每次将指针移到下一个字母字符或数字字符，再判断这两个指针指向的字符是否相同。</w:t>
+      </w:r>
+    </w:p>
+    <w:p>
+      <w:r>
+        <w:drawing>
+          <wp:inline distT="0" distB="0" distL="114300" distR="114300">
+            <wp:extent cx="5264150" cy="891540"/>
+            <wp:effectExtent l="0" t="0" r="3175" b="3810"/>
+            <wp:docPr id="35" name="图片 2"/>
+            <wp:cNvGraphicFramePr>
+              <a:graphicFrameLocks xmlns:a="http://schemas.openxmlformats.org/drawingml/2006/main" noChangeAspect="1"/>
+            </wp:cNvGraphicFramePr>
+            <a:graphic xmlns:a="http://schemas.openxmlformats.org/drawingml/2006/main">
+              <a:graphicData uri="http://schemas.openxmlformats.org/drawingml/2006/picture">
+                <pic:pic xmlns:pic="http://schemas.openxmlformats.org/drawingml/2006/picture">
+                  <pic:nvPicPr>
+                    <pic:cNvPr id="35" name="图片 2"/>
+                    <pic:cNvPicPr>
+                      <a:picLocks noChangeAspect="1"/>
+                    </pic:cNvPicPr>
+                  </pic:nvPicPr>
+                  <pic:blipFill>
+                    <a:blip r:embed="rId38"/>
+                    <a:stretch>
+                      <a:fillRect/>
+                    </a:stretch>
+                  </pic:blipFill>
+                  <pic:spPr>
+                    <a:xfrm>
+                      <a:off x="0" y="0"/>
+                      <a:ext cx="5264150" cy="891540"/>
+                    </a:xfrm>
+                    <a:prstGeom prst="rect">
+                      <a:avLst/>
+                    </a:prstGeom>
+                    <a:noFill/>
+                    <a:ln>
+                      <a:noFill/>
+                    </a:ln>
+                  </pic:spPr>
+                </pic:pic>
+              </a:graphicData>
+            </a:graphic>
+          </wp:inline>
+        </w:drawing>
+      </w:r>
+    </w:p>
+    <w:p>
+      <w:pPr>
+        <w:rPr>
+          <w:rFonts w:hint="eastAsia"/>
+          <w:lang w:val="en-US" w:eastAsia="zh-CN"/>
+        </w:rPr>
+      </w:pPr>
+      <w:r>
+        <w:rPr>
+          <w:rFonts w:hint="eastAsia"/>
+          <w:lang w:val="en-US" w:eastAsia="zh-CN"/>
+        </w:rPr>
+        <w:t>小技巧：</w:t>
+      </w:r>
+    </w:p>
+    <w:p>
+      <w:pPr>
+        <w:rPr>
+          <w:rFonts w:hint="eastAsia"/>
+          <w:lang w:val="en-US" w:eastAsia="zh-CN"/>
+        </w:rPr>
+      </w:pPr>
+      <w:r>
+        <w:rPr>
+          <w:rFonts w:hint="eastAsia"/>
+          <w:lang w:val="en-US" w:eastAsia="zh-CN"/>
+        </w:rPr>
+        <w:t>在代码中，因为check函数，只会对'0'-'9'，'a'-'z'，'A'-'Z'，这些字符进行比较。</w:t>
+      </w:r>
+    </w:p>
+    <w:p>
+      <w:pPr>
+        <w:rPr>
+          <w:rFonts w:hint="default"/>
+          <w:lang w:val="en-US" w:eastAsia="zh-CN"/>
+        </w:rPr>
+      </w:pPr>
+      <w:r>
+        <w:rPr>
+          <w:rFonts w:hint="eastAsia"/>
+          <w:lang w:val="en-US" w:eastAsia="zh-CN"/>
+        </w:rPr>
+        <w:t>1.</w:t>
+      </w:r>
+      <w:r>
+        <w:rPr>
+          <w:rFonts w:hint="default"/>
+          <w:lang w:val="en-US" w:eastAsia="zh-CN"/>
+        </w:rPr>
+        <w:t>对于数字字符，异或32后会得到一系列不可打印的控制字符或特殊符号。</w:t>
+      </w:r>
+    </w:p>
+    <w:p>
+      <w:pPr>
+        <w:rPr>
+          <w:rFonts w:hint="default"/>
+          <w:lang w:val="en-US" w:eastAsia="zh-CN"/>
+        </w:rPr>
+      </w:pPr>
+      <w:r>
+        <w:rPr>
+          <w:rFonts w:hint="default"/>
+          <w:lang w:val="en-US" w:eastAsia="zh-CN"/>
+        </w:rPr>
+        <w:t>数字</w:t>
+      </w:r>
+      <w:r>
+        <w:rPr>
+          <w:rFonts w:hint="eastAsia"/>
+          <w:lang w:val="en-US" w:eastAsia="zh-CN"/>
+        </w:rPr>
+        <w:t>字符</w:t>
+      </w:r>
+      <w:r>
+        <w:rPr>
+          <w:rFonts w:hint="default"/>
+          <w:lang w:val="en-US" w:eastAsia="zh-CN"/>
+        </w:rPr>
+        <w:t>0到9的ASCII码是48到57（十六进制0x30到0x39）。它们对应的二进制第6位原本是1（48的二进制是0011</w:t>
+      </w:r>
+      <w:r>
+        <w:rPr>
+          <w:rFonts w:hint="eastAsia"/>
+          <w:lang w:val="en-US" w:eastAsia="zh-CN"/>
+        </w:rPr>
+        <w:t xml:space="preserve"> </w:t>
+      </w:r>
+      <w:r>
+        <w:rPr>
+          <w:rFonts w:hint="default"/>
+          <w:lang w:val="en-US" w:eastAsia="zh-CN"/>
+        </w:rPr>
+        <w:t>0000），异或32后该位变为0。得到的是ASCII码16到25的字符，这些主要是 DLE, DC1, DC2, DC3, DC4, NAK, SYN, ETB, CAN, EM（数据链路转义、设备控制等控制码）。在现代文本编辑器中通常显示为方块或不可见。</w:t>
+      </w:r>
+    </w:p>
+    <w:p>
+      <w:pPr>
+        <w:rPr>
+          <w:rFonts w:hint="default"/>
+          <w:lang w:val="en-US" w:eastAsia="zh-CN"/>
+        </w:rPr>
+      </w:pPr>
+      <w:r>
+        <w:rPr>
+          <w:rFonts w:hint="eastAsia"/>
+          <w:lang w:val="en-US" w:eastAsia="zh-CN"/>
+        </w:rPr>
+        <w:t>反之，这些方块或不可见符号异或32后会变成</w:t>
+      </w:r>
+      <w:r>
+        <w:rPr>
+          <w:rFonts w:hint="default"/>
+          <w:lang w:val="en-US" w:eastAsia="zh-CN"/>
+        </w:rPr>
+        <w:t>数字</w:t>
+      </w:r>
+      <w:r>
+        <w:rPr>
+          <w:rFonts w:hint="eastAsia"/>
+          <w:lang w:val="en-US" w:eastAsia="zh-CN"/>
+        </w:rPr>
+        <w:t>字符</w:t>
+      </w:r>
+      <w:r>
+        <w:rPr>
+          <w:rFonts w:hint="default"/>
+          <w:lang w:val="en-US" w:eastAsia="zh-CN"/>
+        </w:rPr>
+        <w:t>0到9</w:t>
+      </w:r>
+      <w:r>
+        <w:rPr>
+          <w:rFonts w:hint="eastAsia"/>
+          <w:lang w:val="en-US" w:eastAsia="zh-CN"/>
+        </w:rPr>
+        <w:t>。</w:t>
+      </w:r>
+    </w:p>
+    <w:p>
+      <w:pPr>
+        <w:rPr>
+          <w:rFonts w:hint="default"/>
+          <w:lang w:val="en-US" w:eastAsia="zh-CN"/>
+        </w:rPr>
+      </w:pPr>
+      <w:r>
+        <w:rPr>
+          <w:rFonts w:hint="default"/>
+          <w:lang w:val="en-US" w:eastAsia="zh-CN"/>
+        </w:rPr>
+        <w:t>2.小写字母a-z异或32后会全部变为相应的大写字母A-Z。小写字母a的ASCII码是 97(0110 0001)，大写字母A是65(0100</w:t>
+      </w:r>
+      <w:r>
+        <w:rPr>
+          <w:rFonts w:hint="eastAsia"/>
+          <w:lang w:val="en-US" w:eastAsia="zh-CN"/>
+        </w:rPr>
+        <w:t xml:space="preserve"> </w:t>
+      </w:r>
+      <w:r>
+        <w:rPr>
+          <w:rFonts w:hint="default"/>
+          <w:lang w:val="en-US" w:eastAsia="zh-CN"/>
+        </w:rPr>
+        <w:t>0001)。它们之间正好相差32。异或32相当于把二进制中代表“小写”的那一位从1翻转成了0。'a' ^ 32 = 'A', 'b' ^ 32 = 'B'，以此类推。</w:t>
+      </w:r>
+    </w:p>
+    <w:p>
+      <w:pPr>
+        <w:rPr>
+          <w:rFonts w:hint="default"/>
+          <w:lang w:val="en-US" w:eastAsia="zh-CN"/>
+        </w:rPr>
+      </w:pPr>
+      <w:r>
+        <w:rPr>
+          <w:rFonts w:hint="default"/>
+          <w:lang w:val="en-US" w:eastAsia="zh-CN"/>
+        </w:rPr>
+        <w:t>3.大写字母A-Z同理，异或32后会全部变为相应的小写字母a-z。大写字母的ASCII码第6位是0。异或32相当于把这一位从0翻转成了1。结果：'A' ^ 32 = 'a', 'B' ^ 32 = 'b'，以此类推。</w:t>
+      </w:r>
     </w:p>
     <w:sectPr>
       <w:pgSz w:w="11906" w:h="16838"/>

--- a/leetcode/google/01题目解析(1-500).docx
+++ b/leetcode/google/01题目解析(1-500).docx
@@ -1855,8 +1855,6 @@
         </w:rPr>
         <w:t>125.Valid Palindrome</w:t>
       </w:r>
-      <w:bookmarkStart w:id="0" w:name="_GoBack"/>
-      <w:bookmarkEnd w:id="0"/>
     </w:p>
     <w:p>
       <w:pPr>
@@ -2225,6 +2223,169 @@
         </w:rPr>
         <w:t>3.大写字母A-Z同理，异或32后会全部变为相应的小写字母a-z。大写字母的ASCII码第6位是0。异或32相当于把这一位从0翻转成了1。结果：'A' ^ 32 = 'a', 'B' ^ 32 = 'b'，以此类推。</w:t>
       </w:r>
+    </w:p>
+    <w:p>
+      <w:pPr>
+        <w:bidi w:val="0"/>
+        <w:outlineLvl w:val="0"/>
+        <w:rPr>
+          <w:rFonts w:hint="eastAsia"/>
+          <w:lang w:val="en-US" w:eastAsia="zh-CN"/>
+        </w:rPr>
+      </w:pPr>
+      <w:r>
+        <w:rPr>
+          <w:rFonts w:hint="eastAsia"/>
+          <w:lang w:val="en-US" w:eastAsia="zh-CN"/>
+        </w:rPr>
+        <w:t>226.Invert Binary Tree</w:t>
+      </w:r>
+      <w:bookmarkStart w:id="0" w:name="_GoBack"/>
+      <w:bookmarkEnd w:id="0"/>
+    </w:p>
+    <w:p>
+      <w:pPr>
+        <w:rPr>
+          <w:rFonts w:hint="default"/>
+          <w:lang w:val="en-US" w:eastAsia="zh-CN"/>
+        </w:rPr>
+      </w:pPr>
+      <w:r>
+        <w:rPr>
+          <w:rFonts w:hint="default"/>
+          <w:lang w:val="en-US" w:eastAsia="zh-CN"/>
+        </w:rPr>
+        <w:t>方法一：递归</w:t>
+      </w:r>
+      <w:r>
+        <w:rPr>
+          <w:rFonts w:hint="eastAsia"/>
+          <w:lang w:val="en-US" w:eastAsia="zh-CN"/>
+        </w:rPr>
+        <w:t>。</w:t>
+      </w:r>
+      <w:r>
+        <w:rPr>
+          <w:rFonts w:hint="default"/>
+          <w:lang w:val="en-US" w:eastAsia="zh-CN"/>
+        </w:rPr>
+        <w:t>这是一道很经典的二叉树问题。显然，我们从根节点开始，递归地对树进行遍历，并从叶子节点先开始翻转。如果当前遍历到的节点root的左右两棵子树都已经翻转，那么我们只需要交换两棵子树的位置，即可完成以root为根节点的整棵子树的翻转。</w:t>
+      </w:r>
+    </w:p>
+    <w:p>
+      <w:r>
+        <w:drawing>
+          <wp:inline distT="0" distB="0" distL="114300" distR="114300">
+            <wp:extent cx="5264150" cy="1000760"/>
+            <wp:effectExtent l="0" t="0" r="3175" b="8890"/>
+            <wp:docPr id="36" name="图片 1"/>
+            <wp:cNvGraphicFramePr>
+              <a:graphicFrameLocks xmlns:a="http://schemas.openxmlformats.org/drawingml/2006/main" noChangeAspect="1"/>
+            </wp:cNvGraphicFramePr>
+            <a:graphic xmlns:a="http://schemas.openxmlformats.org/drawingml/2006/main">
+              <a:graphicData uri="http://schemas.openxmlformats.org/drawingml/2006/picture">
+                <pic:pic xmlns:pic="http://schemas.openxmlformats.org/drawingml/2006/picture">
+                  <pic:nvPicPr>
+                    <pic:cNvPr id="36" name="图片 1"/>
+                    <pic:cNvPicPr>
+                      <a:picLocks noChangeAspect="1"/>
+                    </pic:cNvPicPr>
+                  </pic:nvPicPr>
+                  <pic:blipFill>
+                    <a:blip r:embed="rId39"/>
+                    <a:stretch>
+                      <a:fillRect/>
+                    </a:stretch>
+                  </pic:blipFill>
+                  <pic:spPr>
+                    <a:xfrm>
+                      <a:off x="0" y="0"/>
+                      <a:ext cx="5264150" cy="1000760"/>
+                    </a:xfrm>
+                    <a:prstGeom prst="rect">
+                      <a:avLst/>
+                    </a:prstGeom>
+                    <a:noFill/>
+                    <a:ln>
+                      <a:noFill/>
+                    </a:ln>
+                  </pic:spPr>
+                </pic:pic>
+              </a:graphicData>
+            </a:graphic>
+          </wp:inline>
+        </w:drawing>
+      </w:r>
+    </w:p>
+    <w:p>
+      <w:pPr>
+        <w:rPr>
+          <w:rFonts w:hint="eastAsia"/>
+          <w:lang w:val="en-US" w:eastAsia="zh-CN"/>
+        </w:rPr>
+      </w:pPr>
+      <w:r>
+        <w:rPr>
+          <w:rFonts w:hint="eastAsia"/>
+          <w:lang w:val="en-US" w:eastAsia="zh-CN"/>
+        </w:rPr>
+        <w:t>方法二：迭代。或者，我们可以采用类似于广度优先搜索的迭代方法来解决这个问题。为此，我们创建一个队列来存储左右子节点尚未交换的节点。初始时，队列中只有根节点。只要队列不为空，就从队列中移除下一个节点，交换其子节点，并将交换后的子节点添加到队列中。空的子节点不会被添加到队列中。最终，队列为空，所有子节点都已交换完毕，此时我们返回原始的根节点。</w:t>
+      </w:r>
+    </w:p>
+    <w:p>
+      <w:pPr>
+        <w:rPr>
+          <w:rFonts w:hint="eastAsia"/>
+          <w:lang w:val="en-US" w:eastAsia="zh-CN"/>
+        </w:rPr>
+      </w:pPr>
+      <w:r>
+        <w:rPr>
+          <w:rFonts w:hint="eastAsia"/>
+          <w:b/>
+          <w:bCs/>
+          <w:lang w:val="en-US" w:eastAsia="zh-CN"/>
+        </w:rPr>
+        <w:t>复杂度分析</w:t>
+      </w:r>
+    </w:p>
+    <w:p>
+      <w:pPr>
+        <w:rPr>
+          <w:rFonts w:hint="eastAsia"/>
+          <w:lang w:val="en-US" w:eastAsia="zh-CN"/>
+        </w:rPr>
+      </w:pPr>
+      <w:r>
+        <w:rPr>
+          <w:rFonts w:hint="eastAsia"/>
+          <w:lang w:val="en-US" w:eastAsia="zh-CN"/>
+        </w:rPr>
+        <w:t>时间复杂度：由于树中的每个节点只被访问/添加到队列一次，因此时间复杂度为O(n)，其中n是树中节点的数量。</w:t>
+      </w:r>
+    </w:p>
+    <w:p>
+      <w:pPr>
+        <w:rPr>
+          <w:rFonts w:hint="eastAsia"/>
+          <w:lang w:val="en-US" w:eastAsia="zh-CN"/>
+        </w:rPr>
+      </w:pPr>
+      <w:r>
+        <w:rPr>
+          <w:rFonts w:hint="eastAsia"/>
+          <w:lang w:val="en-US" w:eastAsia="zh-CN"/>
+        </w:rPr>
+        <w:t>空间复杂度：因为在最坏的情况下，队列将包含二叉树某一层的所有节点。对于满二叉树，叶子层有⌈n/2⌉=O(n)的树叶。</w:t>
+      </w:r>
+    </w:p>
+    <w:p>
+      <w:pPr>
+        <w:rPr>
+          <w:rFonts w:hint="default"/>
+          <w:lang w:val="en-US" w:eastAsia="zh-CN"/>
+        </w:rPr>
+      </w:pPr>
     </w:p>
     <w:sectPr>
       <w:pgSz w:w="11906" w:h="16838"/>
@@ -2241,7 +2402,7 @@
   <w:docDefaults>
     <w:rPrDefault>
       <w:rPr>
-        <w:rFonts w:asciiTheme="minorHAnsi" w:hAnsiTheme="minorHAnsi" w:eastAsiaTheme="minorEastAsia" w:cstheme="minorBidi"/>
+        <w:rFonts w:ascii="Times New Roman" w:hAnsi="Times New Roman" w:eastAsia="宋体" w:cs="Times New Roman"/>
       </w:rPr>
     </w:rPrDefault>
     <w:pPrDefault/>
@@ -2512,13 +2673,31 @@
       <w:lang w:val="en-US" w:eastAsia="zh-CN" w:bidi="ar-SA"/>
     </w:rPr>
   </w:style>
-  <w:style w:type="character" w:default="1" w:styleId="3">
+  <w:style w:type="paragraph" w:styleId="2">
+    <w:name w:val="heading 1"/>
+    <w:basedOn w:val="1"/>
+    <w:next w:val="1"/>
+    <w:qFormat/>
+    <w:uiPriority w:val="0"/>
+    <w:pPr>
+      <w:keepNext/>
+      <w:keepLines/>
+      <w:spacing w:before="340" w:beforeLines="0" w:beforeAutospacing="0" w:after="330" w:afterLines="0" w:afterAutospacing="0" w:line="576" w:lineRule="auto"/>
+      <w:outlineLvl w:val="0"/>
+    </w:pPr>
+    <w:rPr>
+      <w:b/>
+      <w:kern w:val="44"/>
+      <w:sz w:val="44"/>
+    </w:rPr>
+  </w:style>
+  <w:style w:type="character" w:default="1" w:styleId="4">
     <w:name w:val="Default Paragraph Font"/>
     <w:semiHidden/>
     <w:qFormat/>
     <w:uiPriority w:val="0"/>
   </w:style>
-  <w:style w:type="table" w:default="1" w:styleId="2">
+  <w:style w:type="table" w:default="1" w:styleId="3">
     <w:name w:val="Normal Table"/>
     <w:semiHidden/>
     <w:qFormat/>

--- a/leetcode/google/01题目解析(1-500).docx
+++ b/leetcode/google/01题目解析(1-500).docx
@@ -2226,6 +2226,14 @@
     </w:p>
     <w:p>
       <w:pPr>
+        <w:rPr>
+          <w:rFonts w:hint="default"/>
+          <w:lang w:val="en-US" w:eastAsia="zh-CN"/>
+        </w:rPr>
+      </w:pPr>
+    </w:p>
+    <w:p>
+      <w:pPr>
         <w:bidi w:val="0"/>
         <w:outlineLvl w:val="0"/>
         <w:rPr>
@@ -2240,8 +2248,6 @@
         </w:rPr>
         <w:t>226.Invert Binary Tree</w:t>
       </w:r>
-      <w:bookmarkStart w:id="0" w:name="_GoBack"/>
-      <w:bookmarkEnd w:id="0"/>
     </w:p>
     <w:p>
       <w:pPr>
@@ -2377,6 +2383,307 @@
           <w:lang w:val="en-US" w:eastAsia="zh-CN"/>
         </w:rPr>
         <w:t>空间复杂度：因为在最坏的情况下，队列将包含二叉树某一层的所有节点。对于满二叉树，叶子层有⌈n/2⌉=O(n)的树叶。</w:t>
+      </w:r>
+    </w:p>
+    <w:p>
+      <w:pPr>
+        <w:rPr>
+          <w:rFonts w:hint="eastAsia"/>
+          <w:lang w:val="en-US" w:eastAsia="zh-CN"/>
+        </w:rPr>
+      </w:pPr>
+    </w:p>
+    <w:p>
+      <w:pPr>
+        <w:bidi w:val="0"/>
+        <w:outlineLvl w:val="0"/>
+        <w:rPr>
+          <w:rFonts w:hint="eastAsia"/>
+          <w:lang w:val="en-US" w:eastAsia="zh-CN"/>
+        </w:rPr>
+      </w:pPr>
+      <w:r>
+        <w:rPr>
+          <w:rFonts w:hint="eastAsia"/>
+          <w:b/>
+          <w:bCs/>
+          <w:lang w:val="en-US" w:eastAsia="zh-CN"/>
+        </w:rPr>
+        <w:t>242.Valid Anagram</w:t>
+      </w:r>
+    </w:p>
+    <w:p>
+      <w:pPr>
+        <w:rPr>
+          <w:rFonts w:hint="default"/>
+          <w:lang w:val="en-US" w:eastAsia="zh-CN"/>
+        </w:rPr>
+      </w:pPr>
+      <w:r>
+        <w:rPr>
+          <w:rFonts w:hint="default"/>
+          <w:lang w:val="en-US" w:eastAsia="zh-CN"/>
+        </w:rPr>
+        <w:t>方法一：</w:t>
+      </w:r>
+      <w:r>
+        <w:rPr>
+          <w:rFonts w:hint="eastAsia"/>
+          <w:lang w:val="en-US" w:eastAsia="zh-CN"/>
+        </w:rPr>
+        <w:t>排序</w:t>
+      </w:r>
+    </w:p>
+    <w:p>
+      <w:pPr>
+        <w:rPr>
+          <w:rFonts w:hint="default"/>
+          <w:lang w:val="en-US" w:eastAsia="zh-CN"/>
+        </w:rPr>
+      </w:pPr>
+      <w:r>
+        <w:rPr>
+          <w:rFonts w:hint="default"/>
+          <w:lang w:val="en-US" w:eastAsia="zh-CN"/>
+        </w:rPr>
+        <w:t>t是s的异位词等价于「两个字符串排序后相等」。因此我们可以对字符串s和t分别排序，看排序后的字符串是否相等即可判断。此外，如果s和t的长度不同，t必然不是s的异位词。</w:t>
+      </w:r>
+    </w:p>
+    <w:p>
+      <w:pPr>
+        <w:rPr>
+          <w:rFonts w:hint="default"/>
+          <w:lang w:val="en-US" w:eastAsia="zh-CN"/>
+        </w:rPr>
+      </w:pPr>
+      <w:r>
+        <w:rPr>
+          <w:rFonts w:hint="default"/>
+          <w:b/>
+          <w:bCs/>
+          <w:lang w:val="en-US" w:eastAsia="zh-CN"/>
+        </w:rPr>
+        <w:t>复杂度分析</w:t>
+      </w:r>
+    </w:p>
+    <w:p>
+      <w:pPr>
+        <w:rPr>
+          <w:rFonts w:hint="eastAsia"/>
+          <w:lang w:val="en-US" w:eastAsia="zh-CN"/>
+        </w:rPr>
+      </w:pPr>
+      <w:r>
+        <w:rPr>
+          <w:rFonts w:hint="eastAsia"/>
+          <w:lang w:val="en-US" w:eastAsia="zh-CN"/>
+        </w:rPr>
+        <w:t>时间复杂度：O(nlogn)，其中n为s的长度。排序的时间复杂度为O(nlogn)，比较两个字符串是否相等时间复杂度为O(n)，因此总体时间复杂度为O(nlogn+n)=O(nlogn)。</w:t>
+      </w:r>
+    </w:p>
+    <w:p>
+      <w:pPr>
+        <w:rPr>
+          <w:rFonts w:hint="eastAsia"/>
+          <w:lang w:val="en-US" w:eastAsia="zh-CN"/>
+        </w:rPr>
+      </w:pPr>
+      <w:r>
+        <w:rPr>
+          <w:rFonts w:hint="eastAsia"/>
+          <w:lang w:val="en-US" w:eastAsia="zh-CN"/>
+        </w:rPr>
+        <w:t>空间复杂度：O(logn)。排序需要O(logn)的空间复杂度。注意，在某些语言（比如Java &amp; JavaScript）中字符串是不可变的，因此我们需要额外的O(n)的空间来拷贝字符串。但是我们忽略这一复杂度分析。</w:t>
+      </w:r>
+    </w:p>
+    <w:p>
+      <w:pPr>
+        <w:rPr>
+          <w:rFonts w:hint="eastAsia"/>
+          <w:lang w:val="en-US" w:eastAsia="zh-CN"/>
+        </w:rPr>
+      </w:pPr>
+    </w:p>
+    <w:p>
+      <w:pPr>
+        <w:rPr>
+          <w:rFonts w:hint="eastAsia"/>
+          <w:lang w:val="en-US" w:eastAsia="zh-CN"/>
+        </w:rPr>
+      </w:pPr>
+      <w:r>
+        <w:rPr>
+          <w:rFonts w:hint="eastAsia"/>
+          <w:lang w:val="en-US" w:eastAsia="zh-CN"/>
+        </w:rPr>
+        <w:t>方法二：哈希表(数组形式)</w:t>
+      </w:r>
+    </w:p>
+    <w:p>
+      <w:pPr>
+        <w:rPr>
+          <w:rFonts w:hint="default"/>
+          <w:lang w:val="en-US" w:eastAsia="zh-CN"/>
+        </w:rPr>
+      </w:pPr>
+      <w:r>
+        <w:rPr>
+          <w:rFonts w:hint="default"/>
+          <w:lang w:val="en-US" w:eastAsia="zh-CN"/>
+        </w:rPr>
+        <w:t>从另一个角度考虑，t是s的异位词等价于「两个字符串中字符出现的种类和次数均相等」。由于字符串只包含26个小写字母，因此我们可以维护一个长度为26的频次数组table，先遍历记录字符串s中字符出现的频次，然后遍历字符串t，减去table中对应的频次，如果出现table[i]&lt;0，则说明t包含一个不在s中的额外字符</w:t>
+      </w:r>
+      <w:r>
+        <w:rPr>
+          <w:rFonts w:hint="eastAsia"/>
+          <w:lang w:val="en-US" w:eastAsia="zh-CN"/>
+        </w:rPr>
+        <w:t>(由于已经在程序开头判断了t和s包含的字符数量是否相同，所以)</w:t>
+      </w:r>
+      <w:r>
+        <w:rPr>
+          <w:rFonts w:hint="default"/>
+          <w:lang w:val="en-US" w:eastAsia="zh-CN"/>
+        </w:rPr>
+        <w:t>，返回false即可。</w:t>
+      </w:r>
+    </w:p>
+    <w:p>
+      <w:pPr>
+        <w:rPr>
+          <w:rFonts w:hint="default"/>
+          <w:lang w:val="en-US" w:eastAsia="zh-CN"/>
+        </w:rPr>
+      </w:pPr>
+    </w:p>
+    <w:p>
+      <w:pPr>
+        <w:rPr>
+          <w:rFonts w:hint="eastAsia"/>
+          <w:lang w:val="en-US" w:eastAsia="zh-CN"/>
+        </w:rPr>
+      </w:pPr>
+      <w:r>
+        <w:rPr>
+          <w:rFonts w:hint="eastAsia"/>
+          <w:lang w:val="en-US" w:eastAsia="zh-CN"/>
+        </w:rPr>
+        <w:t>方法三：哈希表(HashMap形式)</w:t>
+      </w:r>
+    </w:p>
+    <w:p>
+      <w:pPr>
+        <w:rPr>
+          <w:rFonts w:hint="default"/>
+          <w:lang w:val="en-US" w:eastAsia="zh-CN"/>
+        </w:rPr>
+      </w:pPr>
+      <w:r>
+        <w:rPr>
+          <w:rFonts w:hint="default"/>
+          <w:lang w:val="en-US" w:eastAsia="zh-CN"/>
+        </w:rPr>
+        <w:t>对于进阶问题，Unicode</w:t>
+      </w:r>
+      <w:bookmarkStart w:id="0" w:name="_GoBack"/>
+      <w:bookmarkEnd w:id="0"/>
+      <w:r>
+        <w:rPr>
+          <w:rFonts w:hint="default"/>
+          <w:lang w:val="en-US" w:eastAsia="zh-CN"/>
+        </w:rPr>
+        <w:t>是为了解决传统字符编码的局限性而产生的方案，它为每个语言中的字符规定了一个唯一的二进制编码。而 Unicode 中可能存在一个字符对应多个字节的问题，为了让计算机知道多少字节表示一个字符，面向传输的编码方式的 UTF−8 和 UTF−16 也随之诞生逐渐广泛使用，具体相关的知识读者可以继续查阅相关资料拓展视野，这里不再展开。</w:t>
+      </w:r>
+    </w:p>
+    <w:p>
+      <w:pPr>
+        <w:rPr>
+          <w:rFonts w:hint="default"/>
+          <w:lang w:val="en-US" w:eastAsia="zh-CN"/>
+        </w:rPr>
+      </w:pPr>
+    </w:p>
+    <w:p>
+      <w:pPr>
+        <w:rPr>
+          <w:rFonts w:hint="default"/>
+          <w:lang w:val="en-US" w:eastAsia="zh-CN"/>
+        </w:rPr>
+      </w:pPr>
+      <w:r>
+        <w:rPr>
+          <w:rFonts w:hint="default"/>
+          <w:lang w:val="en-US" w:eastAsia="zh-CN"/>
+        </w:rPr>
+        <w:t>回到本题，进阶问题的核心点在于「字符是离散未知的」，因此我们用哈希表维护对应字符的频次即可。同时读者需要注意 Unicode 一个字符可能对应多个字节的问题，不同语言对于字符串读取处理的方式是不同的。</w:t>
+      </w:r>
+    </w:p>
+    <w:p>
+      <w:pPr>
+        <w:rPr>
+          <w:rFonts w:hint="default"/>
+          <w:lang w:val="en-US" w:eastAsia="zh-CN"/>
+        </w:rPr>
+      </w:pPr>
+    </w:p>
+    <w:p>
+      <w:pPr>
+        <w:rPr>
+          <w:rFonts w:hint="default"/>
+          <w:lang w:val="en-US" w:eastAsia="zh-CN"/>
+        </w:rPr>
+      </w:pPr>
+      <w:r>
+        <w:rPr>
+          <w:rFonts w:hint="default"/>
+          <w:lang w:val="en-US" w:eastAsia="zh-CN"/>
+        </w:rPr>
+        <w:t>作者：力扣官方题解</w:t>
+      </w:r>
+    </w:p>
+    <w:p>
+      <w:pPr>
+        <w:rPr>
+          <w:rFonts w:hint="default"/>
+          <w:lang w:val="en-US" w:eastAsia="zh-CN"/>
+        </w:rPr>
+      </w:pPr>
+      <w:r>
+        <w:rPr>
+          <w:rFonts w:hint="default"/>
+          <w:lang w:val="en-US" w:eastAsia="zh-CN"/>
+        </w:rPr>
+        <w:t>链接：https://leetcode.cn/problems/valid-anagram/solutions/493231/you-xiao-de-zi-mu-yi-wei-ci-by-leetcode-solution/</w:t>
+      </w:r>
+    </w:p>
+    <w:p>
+      <w:pPr>
+        <w:rPr>
+          <w:rFonts w:hint="default"/>
+          <w:lang w:val="en-US" w:eastAsia="zh-CN"/>
+        </w:rPr>
+      </w:pPr>
+      <w:r>
+        <w:rPr>
+          <w:rFonts w:hint="default"/>
+          <w:lang w:val="en-US" w:eastAsia="zh-CN"/>
+        </w:rPr>
+        <w:t>来源：力扣（LeetCode）</w:t>
+      </w:r>
+    </w:p>
+    <w:p>
+      <w:pPr>
+        <w:rPr>
+          <w:rFonts w:hint="default"/>
+          <w:lang w:val="en-US" w:eastAsia="zh-CN"/>
+        </w:rPr>
+      </w:pPr>
+      <w:r>
+        <w:rPr>
+          <w:rFonts w:hint="default"/>
+          <w:lang w:val="en-US" w:eastAsia="zh-CN"/>
+        </w:rPr>
+        <w:t>著作权归作者所有。商业转载请联系作者获得授权，非商业转载请注明出处。</w:t>
       </w:r>
     </w:p>
     <w:p>

--- a/leetcode/google/01题目解析(1-500).docx
+++ b/leetcode/google/01题目解析(1-500).docx
@@ -2583,116 +2583,111 @@
           <w:rFonts w:hint="default"/>
           <w:lang w:val="en-US" w:eastAsia="zh-CN"/>
         </w:rPr>
-        <w:t>对于进阶问题，Unicode</w:t>
+        <w:t>对于进阶问题，Unicode是为了解决传统字符编码的局限性而产生的方案，它为每个语言中的字符规定了一个唯一的二进制编码。而 Unicode 中可能存在一个字符对应多个字节的问题，为了让计算机知道多少字节表示一个字符，面向传输的编码方式的 UTF−8 和 UTF−16 也随之诞生逐渐广泛使用，具体相关的知识读者可以继续查阅相关资料拓展视野，这里不再展开。</w:t>
+      </w:r>
+    </w:p>
+    <w:p>
+      <w:pPr>
+        <w:rPr>
+          <w:rFonts w:hint="default"/>
+          <w:lang w:val="en-US" w:eastAsia="zh-CN"/>
+        </w:rPr>
+      </w:pPr>
+      <w:r>
+        <w:rPr>
+          <w:rFonts w:hint="default"/>
+          <w:lang w:val="en-US" w:eastAsia="zh-CN"/>
+        </w:rPr>
+        <w:t>回到本题，进阶问题的核心点在于「字符是离散未知的」，因此我们用哈希表维护对应字符的频次即可。同时读者需要注意Unicode一个字符可能对应多个字节的问题，不同语言对于字符串读取处理的方式是不同的。</w:t>
+      </w:r>
+    </w:p>
+    <w:p>
+      <w:pPr>
+        <w:rPr>
+          <w:rFonts w:hint="eastAsia"/>
+          <w:lang w:val="en-US" w:eastAsia="zh-CN"/>
+        </w:rPr>
+      </w:pPr>
+      <w:r>
+        <w:rPr>
+          <w:rFonts w:hint="eastAsia"/>
+          <w:lang w:val="en-US" w:eastAsia="zh-CN"/>
+        </w:rPr>
+        <w:t>更进一步的考量：</w:t>
+      </w:r>
+    </w:p>
+    <w:p>
+      <w:pPr>
+        <w:rPr>
+          <w:rFonts w:hint="eastAsia"/>
+          <w:lang w:val="en-US" w:eastAsia="zh-CN"/>
+        </w:rPr>
+      </w:pPr>
+      <w:r>
+        <w:rPr>
+          <w:rFonts w:hint="eastAsia"/>
+          <w:lang w:val="en-US" w:eastAsia="zh-CN"/>
+        </w:rPr>
+        <w:t>如果要考虑代理对、非规范化字符等情况，需要引入码点以及对字符的规范化，这些实现见代码中的解答4-解答6。</w:t>
+      </w:r>
+    </w:p>
+    <w:p>
+      <w:pPr>
+        <w:rPr>
+          <w:rFonts w:hint="default"/>
+          <w:lang w:val="en-US" w:eastAsia="zh-CN"/>
+        </w:rPr>
+      </w:pPr>
+      <w:r>
+        <w:rPr>
+          <w:rFonts w:hint="eastAsia"/>
+          <w:b/>
+          <w:bCs/>
+          <w:lang w:val="en-US" w:eastAsia="zh-CN"/>
+        </w:rPr>
+        <w:t>哈希表方法</w:t>
       </w:r>
       <w:bookmarkStart w:id="0" w:name="_GoBack"/>
       <w:bookmarkEnd w:id="0"/>
       <w:r>
         <w:rPr>
           <w:rFonts w:hint="default"/>
-          <w:lang w:val="en-US" w:eastAsia="zh-CN"/>
-        </w:rPr>
-        <w:t>是为了解决传统字符编码的局限性而产生的方案，它为每个语言中的字符规定了一个唯一的二进制编码。而 Unicode 中可能存在一个字符对应多个字节的问题，为了让计算机知道多少字节表示一个字符，面向传输的编码方式的 UTF−8 和 UTF−16 也随之诞生逐渐广泛使用，具体相关的知识读者可以继续查阅相关资料拓展视野，这里不再展开。</w:t>
-      </w:r>
-    </w:p>
-    <w:p>
-      <w:pPr>
-        <w:rPr>
-          <w:rFonts w:hint="default"/>
-          <w:lang w:val="en-US" w:eastAsia="zh-CN"/>
-        </w:rPr>
-      </w:pPr>
-    </w:p>
-    <w:p>
-      <w:pPr>
-        <w:rPr>
-          <w:rFonts w:hint="default"/>
-          <w:lang w:val="en-US" w:eastAsia="zh-CN"/>
-        </w:rPr>
-      </w:pPr>
-      <w:r>
-        <w:rPr>
-          <w:rFonts w:hint="default"/>
-          <w:lang w:val="en-US" w:eastAsia="zh-CN"/>
-        </w:rPr>
-        <w:t>回到本题，进阶问题的核心点在于「字符是离散未知的」，因此我们用哈希表维护对应字符的频次即可。同时读者需要注意 Unicode 一个字符可能对应多个字节的问题，不同语言对于字符串读取处理的方式是不同的。</w:t>
-      </w:r>
-    </w:p>
-    <w:p>
-      <w:pPr>
-        <w:rPr>
-          <w:rFonts w:hint="default"/>
-          <w:lang w:val="en-US" w:eastAsia="zh-CN"/>
-        </w:rPr>
-      </w:pPr>
-    </w:p>
-    <w:p>
-      <w:pPr>
-        <w:rPr>
-          <w:rFonts w:hint="default"/>
-          <w:lang w:val="en-US" w:eastAsia="zh-CN"/>
-        </w:rPr>
-      </w:pPr>
-      <w:r>
-        <w:rPr>
-          <w:rFonts w:hint="default"/>
-          <w:lang w:val="en-US" w:eastAsia="zh-CN"/>
-        </w:rPr>
-        <w:t>作者：力扣官方题解</w:t>
-      </w:r>
-    </w:p>
-    <w:p>
-      <w:pPr>
-        <w:rPr>
-          <w:rFonts w:hint="default"/>
-          <w:lang w:val="en-US" w:eastAsia="zh-CN"/>
-        </w:rPr>
-      </w:pPr>
-      <w:r>
-        <w:rPr>
-          <w:rFonts w:hint="default"/>
-          <w:lang w:val="en-US" w:eastAsia="zh-CN"/>
-        </w:rPr>
-        <w:t>链接：https://leetcode.cn/problems/valid-anagram/solutions/493231/you-xiao-de-zi-mu-yi-wei-ci-by-leetcode-solution/</w:t>
-      </w:r>
-    </w:p>
-    <w:p>
-      <w:pPr>
-        <w:rPr>
-          <w:rFonts w:hint="default"/>
-          <w:lang w:val="en-US" w:eastAsia="zh-CN"/>
-        </w:rPr>
-      </w:pPr>
-      <w:r>
-        <w:rPr>
-          <w:rFonts w:hint="default"/>
-          <w:lang w:val="en-US" w:eastAsia="zh-CN"/>
-        </w:rPr>
-        <w:t>来源：力扣（LeetCode）</w:t>
-      </w:r>
-    </w:p>
-    <w:p>
-      <w:pPr>
-        <w:rPr>
-          <w:rFonts w:hint="default"/>
-          <w:lang w:val="en-US" w:eastAsia="zh-CN"/>
-        </w:rPr>
-      </w:pPr>
-      <w:r>
-        <w:rPr>
-          <w:rFonts w:hint="default"/>
-          <w:lang w:val="en-US" w:eastAsia="zh-CN"/>
-        </w:rPr>
-        <w:t>著作权归作者所有。商业转载请联系作者获得授权，非商业转载请注明出处。</w:t>
-      </w:r>
-    </w:p>
-    <w:p>
-      <w:pPr>
-        <w:rPr>
-          <w:rFonts w:hint="default"/>
-          <w:lang w:val="en-US" w:eastAsia="zh-CN"/>
-        </w:rPr>
-      </w:pPr>
+          <w:b/>
+          <w:bCs/>
+          <w:lang w:val="en-US" w:eastAsia="zh-CN"/>
+        </w:rPr>
+        <w:t>复杂度分析</w:t>
+      </w:r>
+    </w:p>
+    <w:p>
+      <w:pPr>
+        <w:rPr>
+          <w:rFonts w:hint="default"/>
+          <w:lang w:val="en-US" w:eastAsia="zh-CN"/>
+        </w:rPr>
+      </w:pPr>
+      <w:r>
+        <w:rPr>
+          <w:rFonts w:hint="default"/>
+          <w:lang w:val="en-US" w:eastAsia="zh-CN"/>
+        </w:rPr>
+        <w:t>时间复杂度：O(n)，其中n为s的长度。</w:t>
+      </w:r>
+    </w:p>
+    <w:p>
+      <w:pPr>
+        <w:rPr>
+          <w:rFonts w:hint="default"/>
+          <w:lang w:val="en-US" w:eastAsia="zh-CN"/>
+        </w:rPr>
+      </w:pPr>
+      <w:r>
+        <w:rPr>
+          <w:rFonts w:hint="default"/>
+          <w:lang w:val="en-US" w:eastAsia="zh-CN"/>
+        </w:rPr>
+        <w:t>空间复杂度：O(S)，其中S为字符集大小。</w:t>
+      </w:r>
     </w:p>
     <w:sectPr>
       <w:pgSz w:w="11906" w:h="16838"/>

--- a/leetcode/google/01题目解析(1-500).docx
+++ b/leetcode/google/01题目解析(1-500).docx
@@ -1,6 +1,6 @@
 
 <file path=word/document.xml><?xml version="1.0" encoding="utf-8"?>
-<w:document xmlns:wpc="http://schemas.microsoft.com/office/word/2010/wordprocessingCanvas" xmlns:mc="http://schemas.openxmlformats.org/markup-compatibility/2006" xmlns:o="urn:schemas-microsoft-com:office:office" xmlns:r="http://schemas.openxmlformats.org/officeDocument/2006/relationships" xmlns:m="http://schemas.openxmlformats.org/officeDocument/2006/math" xmlns:v="urn:schemas-microsoft-com:vml" xmlns:wp14="http://schemas.microsoft.com/office/word/2010/wordprocessingDrawing" xmlns:wp="http://schemas.openxmlformats.org/drawingml/2006/wordprocessingDrawing" xmlns:w="http://schemas.openxmlformats.org/wordprocessingml/2006/main" xmlns:w14="http://schemas.microsoft.com/office/word/2010/wordml" xmlns:w10="urn:schemas-microsoft-com:office:word" xmlns:w15="http://schemas.microsoft.com/office/word/2012/wordml" xmlns:wpg="http://schemas.microsoft.com/office/word/2010/wordprocessingGroup" xmlns:wpi="http://schemas.microsoft.com/office/word/2010/wordprocessingInk" xmlns:wne="http://schemas.microsoft.com/office/word/2006/wordml" xmlns:wps="http://schemas.microsoft.com/office/word/2010/wordprocessingShape" xmlns:wpsCustomData="http://www.wps.cn/officeDocument/2013/wpsCustomData" mc:Ignorable="w14 w15 wp14">
+<w:document xmlns:wpc="http://schemas.microsoft.com/office/word/2010/wordprocessingCanvas" xmlns:cx="http://schemas.microsoft.com/office/drawing/2014/chartex" xmlns:cx1="http://schemas.microsoft.com/office/drawing/2015/9/8/chartex" xmlns:cx2="http://schemas.microsoft.com/office/drawing/2015/10/21/chartex" xmlns:cx3="http://schemas.microsoft.com/office/drawing/2016/5/9/chartex" xmlns:cx4="http://schemas.microsoft.com/office/drawing/2016/5/10/chartex" xmlns:cx5="http://schemas.microsoft.com/office/drawing/2016/5/11/chartex" xmlns:cx6="http://schemas.microsoft.com/office/drawing/2016/5/12/chartex" xmlns:cx7="http://schemas.microsoft.com/office/drawing/2016/5/13/chartex" xmlns:cx8="http://schemas.microsoft.com/office/drawing/2016/5/14/chartex" xmlns:mc="http://schemas.openxmlformats.org/markup-compatibility/2006" xmlns:o="urn:schemas-microsoft-com:office:office" xmlns:r="http://schemas.openxmlformats.org/officeDocument/2006/relationships" xmlns:m="http://schemas.openxmlformats.org/officeDocument/2006/math" xmlns:v="urn:schemas-microsoft-com:vml" xmlns:wp14="http://schemas.microsoft.com/office/word/2010/wordprocessingDrawing" xmlns:wp="http://schemas.openxmlformats.org/drawingml/2006/wordprocessingDrawing" xmlns:w="http://schemas.openxmlformats.org/wordprocessingml/2006/main" xmlns:w14="http://schemas.microsoft.com/office/word/2010/wordml" xmlns:w10="urn:schemas-microsoft-com:office:word" xmlns:w15="http://schemas.microsoft.com/office/word/2012/wordml" xmlns:wpg="http://schemas.microsoft.com/office/word/2010/wordprocessingGroup" xmlns:wpi="http://schemas.microsoft.com/office/word/2010/wordprocessingInk" xmlns:wne="http://schemas.microsoft.com/office/word/2006/wordml" xmlns:wps="http://schemas.microsoft.com/office/word/2010/wordprocessingShape" xmlns:wpsCustomData="http://www.wps.cn/officeDocument/2013/wpsCustomData" mc:Ignorable="w14 w15 wp14">
   <w:body>
     <w:p>
       <w:pPr>
@@ -67,6 +67,128 @@
         </w:drawing>
       </w:r>
     </w:p>
+    <w:p>
+      <w:pPr>
+        <w:rPr>
+          <w:rFonts w:hint="eastAsia"/>
+          <w:lang w:val="en-US" w:eastAsia="zh-CN"/>
+        </w:rPr>
+      </w:pPr>
+    </w:p>
+    <w:p>
+      <w:pPr>
+        <w:outlineLvl w:val="0"/>
+        <w:rPr>
+          <w:rFonts w:hint="eastAsia"/>
+          <w:lang w:val="en-US" w:eastAsia="zh-CN"/>
+        </w:rPr>
+      </w:pPr>
+      <w:r>
+        <w:rPr>
+          <w:rFonts w:hint="eastAsia"/>
+          <w:lang w:val="en-US" w:eastAsia="zh-CN"/>
+        </w:rPr>
+        <w:t>2.Add Two Numbers</w:t>
+      </w:r>
+      <w:bookmarkStart w:id="0" w:name="_GoBack"/>
+      <w:bookmarkEnd w:id="0"/>
+    </w:p>
+    <w:p>
+      <w:r>
+        <w:drawing>
+          <wp:inline distT="0" distB="0" distL="114300" distR="114300">
+            <wp:extent cx="4422140" cy="2745740"/>
+            <wp:effectExtent l="0" t="0" r="6985" b="6985"/>
+            <wp:docPr id="37" name="图片 1"/>
+            <wp:cNvGraphicFramePr>
+              <a:graphicFrameLocks xmlns:a="http://schemas.openxmlformats.org/drawingml/2006/main" noChangeAspect="1"/>
+            </wp:cNvGraphicFramePr>
+            <a:graphic xmlns:a="http://schemas.openxmlformats.org/drawingml/2006/main">
+              <a:graphicData uri="http://schemas.openxmlformats.org/drawingml/2006/picture">
+                <pic:pic xmlns:pic="http://schemas.openxmlformats.org/drawingml/2006/picture">
+                  <pic:nvPicPr>
+                    <pic:cNvPr id="37" name="图片 1"/>
+                    <pic:cNvPicPr>
+                      <a:picLocks noChangeAspect="1"/>
+                    </pic:cNvPicPr>
+                  </pic:nvPicPr>
+                  <pic:blipFill>
+                    <a:blip r:embed="rId5"/>
+                    <a:stretch>
+                      <a:fillRect/>
+                    </a:stretch>
+                  </pic:blipFill>
+                  <pic:spPr>
+                    <a:xfrm>
+                      <a:off x="0" y="0"/>
+                      <a:ext cx="4422140" cy="2745740"/>
+                    </a:xfrm>
+                    <a:prstGeom prst="rect">
+                      <a:avLst/>
+                    </a:prstGeom>
+                    <a:noFill/>
+                    <a:ln>
+                      <a:noFill/>
+                    </a:ln>
+                  </pic:spPr>
+                </pic:pic>
+              </a:graphicData>
+            </a:graphic>
+          </wp:inline>
+        </w:drawing>
+      </w:r>
+    </w:p>
+    <w:p>
+      <w:pPr>
+        <w:rPr>
+          <w:rFonts w:hint="default"/>
+          <w:lang w:val="en-US" w:eastAsia="zh-CN"/>
+        </w:rPr>
+      </w:pPr>
+      <w:r>
+        <w:drawing>
+          <wp:inline distT="0" distB="0" distL="114300" distR="114300">
+            <wp:extent cx="4333240" cy="1102995"/>
+            <wp:effectExtent l="0" t="0" r="635" b="1905"/>
+            <wp:docPr id="38" name="图片 2"/>
+            <wp:cNvGraphicFramePr>
+              <a:graphicFrameLocks xmlns:a="http://schemas.openxmlformats.org/drawingml/2006/main" noChangeAspect="1"/>
+            </wp:cNvGraphicFramePr>
+            <a:graphic xmlns:a="http://schemas.openxmlformats.org/drawingml/2006/main">
+              <a:graphicData uri="http://schemas.openxmlformats.org/drawingml/2006/picture">
+                <pic:pic xmlns:pic="http://schemas.openxmlformats.org/drawingml/2006/picture">
+                  <pic:nvPicPr>
+                    <pic:cNvPr id="38" name="图片 2"/>
+                    <pic:cNvPicPr>
+                      <a:picLocks noChangeAspect="1"/>
+                    </pic:cNvPicPr>
+                  </pic:nvPicPr>
+                  <pic:blipFill>
+                    <a:blip r:embed="rId6"/>
+                    <a:stretch>
+                      <a:fillRect/>
+                    </a:stretch>
+                  </pic:blipFill>
+                  <pic:spPr>
+                    <a:xfrm>
+                      <a:off x="0" y="0"/>
+                      <a:ext cx="4333240" cy="1102995"/>
+                    </a:xfrm>
+                    <a:prstGeom prst="rect">
+                      <a:avLst/>
+                    </a:prstGeom>
+                    <a:noFill/>
+                    <a:ln>
+                      <a:noFill/>
+                    </a:ln>
+                  </pic:spPr>
+                </pic:pic>
+              </a:graphicData>
+            </a:graphic>
+          </wp:inline>
+        </w:drawing>
+      </w:r>
+    </w:p>
     <w:p/>
     <w:p>
       <w:pPr>
@@ -119,7 +241,7 @@
                     </pic:cNvPicPr>
                   </pic:nvPicPr>
                   <pic:blipFill>
-                    <a:blip r:embed="rId5"/>
+                    <a:blip r:embed="rId7"/>
                     <a:stretch>
                       <a:fillRect/>
                     </a:stretch>
@@ -164,7 +286,7 @@
                     </pic:cNvPicPr>
                   </pic:nvPicPr>
                   <pic:blipFill>
-                    <a:blip r:embed="rId6"/>
+                    <a:blip r:embed="rId8"/>
                     <a:stretch>
                       <a:fillRect/>
                     </a:stretch>
@@ -209,7 +331,7 @@
                     </pic:cNvPicPr>
                   </pic:nvPicPr>
                   <pic:blipFill>
-                    <a:blip r:embed="rId7"/>
+                    <a:blip r:embed="rId9"/>
                     <a:stretch>
                       <a:fillRect/>
                     </a:stretch>
@@ -254,7 +376,7 @@
                     </pic:cNvPicPr>
                   </pic:nvPicPr>
                   <pic:blipFill>
-                    <a:blip r:embed="rId8"/>
+                    <a:blip r:embed="rId10"/>
                     <a:stretch>
                       <a:fillRect/>
                     </a:stretch>
@@ -299,7 +421,7 @@
                     </pic:cNvPicPr>
                   </pic:nvPicPr>
                   <pic:blipFill>
-                    <a:blip r:embed="rId9"/>
+                    <a:blip r:embed="rId11"/>
                     <a:stretch>
                       <a:fillRect/>
                     </a:stretch>
@@ -344,7 +466,7 @@
                     </pic:cNvPicPr>
                   </pic:nvPicPr>
                   <pic:blipFill>
-                    <a:blip r:embed="rId10"/>
+                    <a:blip r:embed="rId12"/>
                     <a:stretch>
                       <a:fillRect/>
                     </a:stretch>
@@ -389,7 +511,7 @@
                     </pic:cNvPicPr>
                   </pic:nvPicPr>
                   <pic:blipFill>
-                    <a:blip r:embed="rId11"/>
+                    <a:blip r:embed="rId13"/>
                     <a:stretch>
                       <a:fillRect/>
                     </a:stretch>
@@ -449,7 +571,7 @@
                     </pic:cNvPicPr>
                   </pic:nvPicPr>
                   <pic:blipFill>
-                    <a:blip r:embed="rId12"/>
+                    <a:blip r:embed="rId14"/>
                     <a:stretch>
                       <a:fillRect/>
                     </a:stretch>
@@ -494,7 +616,7 @@
                     </pic:cNvPicPr>
                   </pic:nvPicPr>
                   <pic:blipFill>
-                    <a:blip r:embed="rId13"/>
+                    <a:blip r:embed="rId15"/>
                     <a:stretch>
                       <a:fillRect/>
                     </a:stretch>
@@ -539,7 +661,7 @@
                     </pic:cNvPicPr>
                   </pic:nvPicPr>
                   <pic:blipFill>
-                    <a:blip r:embed="rId14"/>
+                    <a:blip r:embed="rId16"/>
                     <a:stretch>
                       <a:fillRect/>
                     </a:stretch>
@@ -599,7 +721,7 @@
                     </pic:cNvPicPr>
                   </pic:nvPicPr>
                   <pic:blipFill>
-                    <a:blip r:embed="rId15"/>
+                    <a:blip r:embed="rId17"/>
                     <a:stretch>
                       <a:fillRect/>
                     </a:stretch>
@@ -644,7 +766,7 @@
                     </pic:cNvPicPr>
                   </pic:nvPicPr>
                   <pic:blipFill>
-                    <a:blip r:embed="rId16"/>
+                    <a:blip r:embed="rId18"/>
                     <a:stretch>
                       <a:fillRect/>
                     </a:stretch>
@@ -695,7 +817,7 @@
                     </pic:cNvPicPr>
                   </pic:nvPicPr>
                   <pic:blipFill>
-                    <a:blip r:embed="rId17"/>
+                    <a:blip r:embed="rId19"/>
                     <a:stretch>
                       <a:fillRect/>
                     </a:stretch>
@@ -775,7 +897,7 @@
                     </pic:cNvPicPr>
                   </pic:nvPicPr>
                   <pic:blipFill>
-                    <a:blip r:embed="rId18"/>
+                    <a:blip r:embed="rId20"/>
                     <a:stretch>
                       <a:fillRect/>
                     </a:stretch>
@@ -823,7 +945,7 @@
                     </pic:cNvPicPr>
                   </pic:nvPicPr>
                   <pic:blipFill>
-                    <a:blip r:embed="rId19"/>
+                    <a:blip r:embed="rId21"/>
                     <a:stretch>
                       <a:fillRect/>
                     </a:stretch>
@@ -866,7 +988,7 @@
                     </pic:cNvPicPr>
                   </pic:nvPicPr>
                   <pic:blipFill>
-                    <a:blip r:embed="rId20"/>
+                    <a:blip r:embed="rId22"/>
                     <a:stretch>
                       <a:fillRect/>
                     </a:stretch>
@@ -914,7 +1036,7 @@
                     </pic:cNvPicPr>
                   </pic:nvPicPr>
                   <pic:blipFill>
-                    <a:blip r:embed="rId21"/>
+                    <a:blip r:embed="rId23"/>
                     <a:stretch>
                       <a:fillRect/>
                     </a:stretch>
@@ -978,7 +1100,7 @@
                     </pic:cNvPicPr>
                   </pic:nvPicPr>
                   <pic:blipFill>
-                    <a:blip r:embed="rId22"/>
+                    <a:blip r:embed="rId24"/>
                     <a:stretch>
                       <a:fillRect/>
                     </a:stretch>
@@ -1030,7 +1152,7 @@
                     </pic:cNvPicPr>
                   </pic:nvPicPr>
                   <pic:blipFill>
-                    <a:blip r:embed="rId23"/>
+                    <a:blip r:embed="rId25"/>
                     <a:stretch>
                       <a:fillRect/>
                     </a:stretch>
@@ -1094,7 +1216,7 @@
                     </pic:cNvPicPr>
                   </pic:nvPicPr>
                   <pic:blipFill>
-                    <a:blip r:embed="rId24"/>
+                    <a:blip r:embed="rId26"/>
                     <a:stretch>
                       <a:fillRect/>
                     </a:stretch>
@@ -1142,7 +1264,7 @@
                     </pic:cNvPicPr>
                   </pic:nvPicPr>
                   <pic:blipFill>
-                    <a:blip r:embed="rId25"/>
+                    <a:blip r:embed="rId27"/>
                     <a:stretch>
                       <a:fillRect/>
                     </a:stretch>
@@ -1190,7 +1312,7 @@
                     </pic:cNvPicPr>
                   </pic:nvPicPr>
                   <pic:blipFill>
-                    <a:blip r:embed="rId26"/>
+                    <a:blip r:embed="rId28"/>
                     <a:stretch>
                       <a:fillRect/>
                     </a:stretch>
@@ -1242,7 +1364,7 @@
                     </pic:cNvPicPr>
                   </pic:nvPicPr>
                   <pic:blipFill>
-                    <a:blip r:embed="rId27"/>
+                    <a:blip r:embed="rId29"/>
                     <a:stretch>
                       <a:fillRect/>
                     </a:stretch>
@@ -1318,7 +1440,7 @@
                     </pic:cNvPicPr>
                   </pic:nvPicPr>
                   <pic:blipFill>
-                    <a:blip r:embed="rId28"/>
+                    <a:blip r:embed="rId30"/>
                     <a:stretch>
                       <a:fillRect/>
                     </a:stretch>
@@ -1400,7 +1522,7 @@
                     </pic:cNvPicPr>
                   </pic:nvPicPr>
                   <pic:blipFill>
-                    <a:blip r:embed="rId29"/>
+                    <a:blip r:embed="rId31"/>
                     <a:stretch>
                       <a:fillRect/>
                     </a:stretch>
@@ -1445,7 +1567,7 @@
                     </pic:cNvPicPr>
                   </pic:nvPicPr>
                   <pic:blipFill>
-                    <a:blip r:embed="rId30"/>
+                    <a:blip r:embed="rId32"/>
                     <a:stretch>
                       <a:fillRect/>
                     </a:stretch>
@@ -1512,7 +1634,7 @@
                     </pic:cNvPicPr>
                   </pic:nvPicPr>
                   <pic:blipFill>
-                    <a:blip r:embed="rId31"/>
+                    <a:blip r:embed="rId33"/>
                     <a:stretch>
                       <a:fillRect/>
                     </a:stretch>
@@ -1557,7 +1679,7 @@
                     </pic:cNvPicPr>
                   </pic:nvPicPr>
                   <pic:blipFill>
-                    <a:blip r:embed="rId32"/>
+                    <a:blip r:embed="rId34"/>
                     <a:stretch>
                       <a:fillRect/>
                     </a:stretch>
@@ -1634,7 +1756,7 @@
                     </pic:cNvPicPr>
                   </pic:nvPicPr>
                   <pic:blipFill>
-                    <a:blip r:embed="rId33"/>
+                    <a:blip r:embed="rId35"/>
                     <a:stretch>
                       <a:fillRect/>
                     </a:stretch>
@@ -1694,7 +1816,7 @@
                     </pic:cNvPicPr>
                   </pic:nvPicPr>
                   <pic:blipFill>
-                    <a:blip r:embed="rId34"/>
+                    <a:blip r:embed="rId36"/>
                     <a:stretch>
                       <a:fillRect/>
                     </a:stretch>
@@ -1770,7 +1892,7 @@
                     </pic:cNvPicPr>
                   </pic:nvPicPr>
                   <pic:blipFill>
-                    <a:blip r:embed="rId35"/>
+                    <a:blip r:embed="rId37"/>
                     <a:stretch>
                       <a:fillRect/>
                     </a:stretch>
@@ -1815,7 +1937,7 @@
                     </pic:cNvPicPr>
                   </pic:nvPicPr>
                   <pic:blipFill>
-                    <a:blip r:embed="rId36"/>
+                    <a:blip r:embed="rId38"/>
                     <a:stretch>
                       <a:fillRect/>
                     </a:stretch>
@@ -1928,7 +2050,7 @@
                     </pic:cNvPicPr>
                   </pic:nvPicPr>
                   <pic:blipFill>
-                    <a:blip r:embed="rId37"/>
+                    <a:blip r:embed="rId39"/>
                     <a:stretch>
                       <a:fillRect/>
                     </a:stretch>
@@ -2017,7 +2139,7 @@
                     </pic:cNvPicPr>
                   </pic:nvPicPr>
                   <pic:blipFill>
-                    <a:blip r:embed="rId38"/>
+                    <a:blip r:embed="rId40"/>
                     <a:stretch>
                       <a:fillRect/>
                     </a:stretch>
@@ -2298,7 +2420,7 @@
                     </pic:cNvPicPr>
                   </pic:nvPicPr>
                   <pic:blipFill>
-                    <a:blip r:embed="rId39"/>
+                    <a:blip r:embed="rId41"/>
                     <a:stretch>
                       <a:fillRect/>
                     </a:stretch>
@@ -2647,8 +2769,6 @@
         </w:rPr>
         <w:t>哈希表方法</w:t>
       </w:r>
-      <w:bookmarkStart w:id="0" w:name="_GoBack"/>
-      <w:bookmarkEnd w:id="0"/>
       <w:r>
         <w:rPr>
           <w:rFonts w:hint="default"/>
